--- a/CourseMaterial/07_ai_in_society/04_utopia/positive_ai_short.docx
+++ b/CourseMaterial/07_ai_in_society/04_utopia/positive_ai_short.docx
@@ -1,6 +1,6 @@
 
 <file path=word/document.xml><?xml version="1.0" encoding="utf-8"?>
-<w:document xmlns:wpc="http://schemas.microsoft.com/office/word/2010/wordprocessingCanvas" xmlns:cx="http://schemas.microsoft.com/office/drawing/2014/chartex" xmlns:cx1="http://schemas.microsoft.com/office/drawing/2015/9/8/chartex" xmlns:cx2="http://schemas.microsoft.com/office/drawing/2015/10/21/chartex" xmlns:cx3="http://schemas.microsoft.com/office/drawing/2016/5/9/chartex" xmlns:cx4="http://schemas.microsoft.com/office/drawing/2016/5/10/chartex" xmlns:cx5="http://schemas.microsoft.com/office/drawing/2016/5/11/chartex" xmlns:cx6="http://schemas.microsoft.com/office/drawing/2016/5/12/chartex" xmlns:cx7="http://schemas.microsoft.com/office/drawing/2016/5/13/chartex" xmlns:cx8="http://schemas.microsoft.com/office/drawing/2016/5/14/chartex" xmlns:mc="http://schemas.openxmlformats.org/markup-compatibility/2006" xmlns:aink="http://schemas.microsoft.com/office/drawing/2016/ink" xmlns:am3d="http://schemas.microsoft.com/office/drawing/2017/model3d" xmlns:o="urn:schemas-microsoft-com:office:office" xmlns:oel="http://schemas.microsoft.com/office/2019/extlst" xmlns:r="http://schemas.openxmlformats.org/officeDocument/2006/relationships" xmlns:m="http://schemas.openxmlformats.org/officeDocument/2006/math" xmlns:v="urn:schemas-microsoft-com:vml" xmlns:wp14="http://schemas.microsoft.com/office/word/2010/wordprocessingDrawing" xmlns:wp="http://schemas.openxmlformats.org/drawingml/2006/wordprocessingDrawing" xmlns:w10="urn:schemas-microsoft-com:office:word" xmlns:w="http://schemas.openxmlformats.org/wordprocessingml/2006/main" xmlns:w14="http://schemas.microsoft.com/office/word/2010/wordml" xmlns:w15="http://schemas.microsoft.com/office/word/2012/wordml" xmlns:w16cex="http://schemas.microsoft.com/office/word/2018/wordml/cex" xmlns:w16cid="http://schemas.microsoft.com/office/word/2016/wordml/cid" xmlns:w16="http://schemas.microsoft.com/office/word/2018/wordml" xmlns:w16sdtdh="http://schemas.microsoft.com/office/word/2020/wordml/sdtdatahash" xmlns:w16se="http://schemas.microsoft.com/office/word/2015/wordml/symex" xmlns:wpg="http://schemas.microsoft.com/office/word/2010/wordprocessingGroup" xmlns:wpi="http://schemas.microsoft.com/office/word/2010/wordprocessingInk" xmlns:wne="http://schemas.microsoft.com/office/word/2006/wordml" xmlns:wps="http://schemas.microsoft.com/office/word/2010/wordprocessingShape" mc:Ignorable="w14 w15 w16se w16cid w16 w16cex w16sdtdh wp14">
+<w:document xmlns:wpc="http://schemas.microsoft.com/office/word/2010/wordprocessingCanvas" xmlns:cx="http://schemas.microsoft.com/office/drawing/2014/chartex" xmlns:cx1="http://schemas.microsoft.com/office/drawing/2015/9/8/chartex" xmlns:cx2="http://schemas.microsoft.com/office/drawing/2015/10/21/chartex" xmlns:cx3="http://schemas.microsoft.com/office/drawing/2016/5/9/chartex" xmlns:cx4="http://schemas.microsoft.com/office/drawing/2016/5/10/chartex" xmlns:cx5="http://schemas.microsoft.com/office/drawing/2016/5/11/chartex" xmlns:cx6="http://schemas.microsoft.com/office/drawing/2016/5/12/chartex" xmlns:cx7="http://schemas.microsoft.com/office/drawing/2016/5/13/chartex" xmlns:cx8="http://schemas.microsoft.com/office/drawing/2016/5/14/chartex" xmlns:mc="http://schemas.openxmlformats.org/markup-compatibility/2006" xmlns:aink="http://schemas.microsoft.com/office/drawing/2016/ink" xmlns:am3d="http://schemas.microsoft.com/office/drawing/2017/model3d" xmlns:o="urn:schemas-microsoft-com:office:office" xmlns:oel="http://schemas.microsoft.com/office/2019/extlst" xmlns:r="http://schemas.openxmlformats.org/officeDocument/2006/relationships" xmlns:m="http://schemas.openxmlformats.org/officeDocument/2006/math" xmlns:v="urn:schemas-microsoft-com:vml" xmlns:wp14="http://schemas.microsoft.com/office/word/2010/wordprocessingDrawing" xmlns:wp="http://schemas.openxmlformats.org/drawingml/2006/wordprocessingDrawing" xmlns:w10="urn:schemas-microsoft-com:office:word" xmlns:w="http://schemas.openxmlformats.org/wordprocessingml/2006/main" xmlns:w14="http://schemas.microsoft.com/office/word/2010/wordml" xmlns:w15="http://schemas.microsoft.com/office/word/2012/wordml" xmlns:w16cex="http://schemas.microsoft.com/office/word/2018/wordml/cex" xmlns:w16cid="http://schemas.microsoft.com/office/word/2016/wordml/cid" xmlns:w16="http://schemas.microsoft.com/office/word/2018/wordml" xmlns:w16du="http://schemas.microsoft.com/office/word/2023/wordml/word16du" xmlns:w16sdtdh="http://schemas.microsoft.com/office/word/2020/wordml/sdtdatahash" xmlns:w16sdtfl="http://schemas.microsoft.com/office/word/2024/wordml/sdtformatlock" xmlns:w16se="http://schemas.microsoft.com/office/word/2015/wordml/symex" xmlns:wpg="http://schemas.microsoft.com/office/word/2010/wordprocessingGroup" xmlns:wpi="http://schemas.microsoft.com/office/word/2010/wordprocessingInk" xmlns:wne="http://schemas.microsoft.com/office/word/2006/wordml" xmlns:wps="http://schemas.microsoft.com/office/word/2010/wordprocessingShape" mc:Ignorable="w14 w15 w16se w16cid w16 w16cex w16sdtdh w16sdtfl w16du wp14">
   <w:body>
     <w:p>
       <w:pPr>
@@ -143,11 +143,33 @@
         </w:rPr>
         <w:t>[G]</w:t>
       </w:r>
-      <w:r>
-        <w:rPr>
-          <w:rFonts w:ascii="Garamond" w:hAnsi="Garamond"/>
-        </w:rPr>
-        <w:t>iven these sorts of predictions, it is important to think about the possible consequences of AI for the future of work and to prepare for different scenarios. The purpose of this insight report is to start a discussion about what positive AI economic futures we want in light of these technological trends and how to overcome the challenges we might face in achieving them.</w:t>
+      <w:proofErr w:type="spellStart"/>
+      <w:r>
+        <w:rPr>
+          <w:rFonts w:ascii="Garamond" w:hAnsi="Garamond"/>
+        </w:rPr>
+        <w:t>iven</w:t>
+      </w:r>
+      <w:proofErr w:type="spellEnd"/>
+      <w:r>
+        <w:rPr>
+          <w:rFonts w:ascii="Garamond" w:hAnsi="Garamond"/>
+        </w:rPr>
+        <w:t xml:space="preserve"> these sorts of predictions, it is important to think about the possible consequences of AI for the future of work and to prepare for different scenarios. The purpose of this insight report is to start a discussion about what positive AI economic futures we want </w:t>
+      </w:r>
+      <w:proofErr w:type="gramStart"/>
+      <w:r>
+        <w:rPr>
+          <w:rFonts w:ascii="Garamond" w:hAnsi="Garamond"/>
+        </w:rPr>
+        <w:t>in light of</w:t>
+      </w:r>
+      <w:proofErr w:type="gramEnd"/>
+      <w:r>
+        <w:rPr>
+          <w:rFonts w:ascii="Garamond" w:hAnsi="Garamond"/>
+        </w:rPr>
+        <w:t xml:space="preserve"> these technological trends and how to overcome the challenges we might face in achieving them.</w:t>
       </w:r>
     </w:p>
     <w:p>
@@ -209,7 +231,21 @@
         <w:rPr>
           <w:rFonts w:ascii="Garamond" w:hAnsi="Garamond"/>
         </w:rPr>
-        <w:t>historical data. Peering into the past helps us better understand the path we took to arrive at the present and, in doing so, identify trend lines that might point to what comes next. The trouble is that while historical data typically measures that which is readily quantifiable and accessible, considering future human behaviours is a different matter altogether. Nor is past performance always an indicator of future performance. Although</w:t>
+        <w:t xml:space="preserve">historical data. Peering into the past helps us better understand the path we took to arrive at the present and, in doing so, identify trend lines that might point to what comes next. The trouble is that while historical data typically measures that which is readily quantifiable and accessible, considering future human </w:t>
+      </w:r>
+      <w:proofErr w:type="spellStart"/>
+      <w:r>
+        <w:rPr>
+          <w:rFonts w:ascii="Garamond" w:hAnsi="Garamond"/>
+        </w:rPr>
+        <w:t>behaviours</w:t>
+      </w:r>
+      <w:proofErr w:type="spellEnd"/>
+      <w:r>
+        <w:rPr>
+          <w:rFonts w:ascii="Garamond" w:hAnsi="Garamond"/>
+        </w:rPr>
+        <w:t xml:space="preserve"> is a different matter altogether. Nor is past performance always an indicator of future performance. Although</w:t>
       </w:r>
       <w:r>
         <w:rPr>
@@ -262,11 +298,19 @@
         </w:rPr>
         <w:t xml:space="preserve"> </w:t>
       </w:r>
-      <w:r>
-        <w:rPr>
-          <w:rFonts w:ascii="Garamond" w:hAnsi="Garamond"/>
-        </w:rPr>
-        <w:t>behaviours and perspectives will change over time.</w:t>
+      <w:proofErr w:type="spellStart"/>
+      <w:r>
+        <w:rPr>
+          <w:rFonts w:ascii="Garamond" w:hAnsi="Garamond"/>
+        </w:rPr>
+        <w:t>behaviours</w:t>
+      </w:r>
+      <w:proofErr w:type="spellEnd"/>
+      <w:r>
+        <w:rPr>
+          <w:rFonts w:ascii="Garamond" w:hAnsi="Garamond"/>
+        </w:rPr>
+        <w:t xml:space="preserve"> and perspectives will change over time.</w:t>
       </w:r>
     </w:p>
     <w:p>
@@ -829,7 +873,21 @@
         <w:rPr>
           <w:rFonts w:ascii="Garamond" w:hAnsi="Garamond"/>
         </w:rPr>
-        <w:t>because, in a world where labour is important, there</w:t>
+        <w:t xml:space="preserve">because, in a world where </w:t>
+      </w:r>
+      <w:proofErr w:type="spellStart"/>
+      <w:r>
+        <w:rPr>
+          <w:rFonts w:ascii="Garamond" w:hAnsi="Garamond"/>
+        </w:rPr>
+        <w:t>labour</w:t>
+      </w:r>
+      <w:proofErr w:type="spellEnd"/>
+      <w:r>
+        <w:rPr>
+          <w:rFonts w:ascii="Garamond" w:hAnsi="Garamond"/>
+        </w:rPr>
+        <w:t xml:space="preserve"> is important, there</w:t>
       </w:r>
       <w:r>
         <w:rPr>
@@ -889,7 +947,21 @@
         <w:rPr>
           <w:rFonts w:ascii="Garamond" w:hAnsi="Garamond"/>
         </w:rPr>
-        <w:t>where labour is less important and capital becomes</w:t>
+        <w:t xml:space="preserve">where </w:t>
+      </w:r>
+      <w:proofErr w:type="spellStart"/>
+      <w:r>
+        <w:rPr>
+          <w:rFonts w:ascii="Garamond" w:hAnsi="Garamond"/>
+        </w:rPr>
+        <w:t>labour</w:t>
+      </w:r>
+      <w:proofErr w:type="spellEnd"/>
+      <w:r>
+        <w:rPr>
+          <w:rFonts w:ascii="Garamond" w:hAnsi="Garamond"/>
+        </w:rPr>
+        <w:t xml:space="preserve"> is less important and capital becomes</w:t>
       </w:r>
       <w:r>
         <w:rPr>
@@ -985,7 +1057,21 @@
         <w:rPr>
           <w:rFonts w:ascii="Garamond" w:hAnsi="Garamond"/>
         </w:rPr>
-        <w:t>vision 1 involved various redistribution programmes.</w:t>
+        <w:t xml:space="preserve">vision 1 involved various redistribution </w:t>
+      </w:r>
+      <w:proofErr w:type="spellStart"/>
+      <w:r>
+        <w:rPr>
+          <w:rFonts w:ascii="Garamond" w:hAnsi="Garamond"/>
+        </w:rPr>
+        <w:t>programmes</w:t>
+      </w:r>
+      <w:proofErr w:type="spellEnd"/>
+      <w:r>
+        <w:rPr>
+          <w:rFonts w:ascii="Garamond" w:hAnsi="Garamond"/>
+        </w:rPr>
+        <w:t>.</w:t>
       </w:r>
       <w:r>
         <w:rPr>
@@ -1510,7 +1596,21 @@
         <w:rPr>
           <w:rFonts w:ascii="Garamond" w:hAnsi="Garamond"/>
         </w:rPr>
-        <w:t>to them when deciding whether or not to use</w:t>
+        <w:t xml:space="preserve">to them when deciding </w:t>
+      </w:r>
+      <w:proofErr w:type="gramStart"/>
+      <w:r>
+        <w:rPr>
+          <w:rFonts w:ascii="Garamond" w:hAnsi="Garamond"/>
+        </w:rPr>
+        <w:t>whether or not</w:t>
+      </w:r>
+      <w:proofErr w:type="gramEnd"/>
+      <w:r>
+        <w:rPr>
+          <w:rFonts w:ascii="Garamond" w:hAnsi="Garamond"/>
+        </w:rPr>
+        <w:t xml:space="preserve"> to use</w:t>
       </w:r>
       <w:r>
         <w:rPr>
@@ -2038,7 +2138,21 @@
         <w:rPr>
           <w:rFonts w:ascii="Garamond" w:hAnsi="Garamond"/>
         </w:rPr>
-        <w:t>the idea that policy should favour open standards and</w:t>
+        <w:t xml:space="preserve">the idea that policy should </w:t>
+      </w:r>
+      <w:proofErr w:type="spellStart"/>
+      <w:r>
+        <w:rPr>
+          <w:rFonts w:ascii="Garamond" w:hAnsi="Garamond"/>
+        </w:rPr>
+        <w:t>favour</w:t>
+      </w:r>
+      <w:proofErr w:type="spellEnd"/>
+      <w:r>
+        <w:rPr>
+          <w:rFonts w:ascii="Garamond" w:hAnsi="Garamond"/>
+        </w:rPr>
+        <w:t xml:space="preserve"> open standards and</w:t>
       </w:r>
       <w:r>
         <w:rPr>
@@ -2096,132 +2210,10 @@
           <w:sz w:val="32"/>
           <w:szCs w:val="32"/>
         </w:rPr>
-        <w:t xml:space="preserve">Positive vision 3: Flexible labour markets </w:t>
-      </w:r>
-    </w:p>
-    <w:p>
-      <w:pPr>
-        <w:spacing w:before="240" w:line="360" w:lineRule="auto"/>
-        <w:rPr>
-          <w:rFonts w:ascii="Garamond" w:hAnsi="Garamond"/>
-        </w:rPr>
-      </w:pPr>
-      <w:r>
-        <w:rPr>
-          <w:rFonts w:ascii="Garamond" w:hAnsi="Garamond"/>
-        </w:rPr>
-        <w:lastRenderedPageBreak/>
-        <w:t>The third vision described by the experts was a world in which humans adapt to new technologies and continue to find new employment – perhaps in new roles that do not even exist today. Experts took comfort in this vision from various angles: first, most of the work we do today was unheard-of in the early 1900s, and this trend could simply continue in the future. One of the experts interviewed recently reported that most of the jobs available in 2018 did not exist in 1940. By the same token, people will continue to want to consume new products and services and will not be satisfied with current levels of production. If this development continues and workers are helped to transition to new roles, there should be plenty for most people to do.</w:t>
-      </w:r>
-    </w:p>
-    <w:p>
-      <w:pPr>
-        <w:spacing w:before="240" w:line="360" w:lineRule="auto"/>
-        <w:rPr>
-          <w:rFonts w:ascii="Garamond" w:hAnsi="Garamond"/>
-        </w:rPr>
-      </w:pPr>
-      <w:r>
-        <w:rPr>
-          <w:rFonts w:ascii="Garamond" w:hAnsi="Garamond"/>
-        </w:rPr>
-        <w:t>Hanson said that having people switch to other jobs should be a perfectly adequate strategy for many decades to come, but that we would eventually need a different solution. Katya Klinova</w:t>
-      </w:r>
-      <w:r>
-        <w:rPr>
-          <w:rFonts w:ascii="Garamond" w:hAnsi="Garamond"/>
-        </w:rPr>
-        <w:t xml:space="preserve"> from</w:t>
-      </w:r>
-      <w:r>
-        <w:rPr>
-          <w:rFonts w:ascii="Garamond" w:hAnsi="Garamond"/>
-        </w:rPr>
-        <w:t xml:space="preserve"> the Economy at the Partnership on AI, said that AI could be used to provide individualized learning, increase the quality of education and make it accessible to more people. She also mentioned the need to make sure that the work of caring for elderly people and children is valued in society and well compensated, as currently neither is generally the case. Klinova stressed that love and care cannot be automated: Even if the act of changing a nappy is one day automated, a child will always benefit from human love and care.</w:t>
-      </w:r>
-    </w:p>
-    <w:p>
-      <w:pPr>
-        <w:spacing w:before="240" w:line="360" w:lineRule="auto"/>
-        <w:rPr>
-          <w:rFonts w:ascii="Garamond" w:hAnsi="Garamond"/>
-        </w:rPr>
-      </w:pPr>
-      <w:r>
-        <w:rPr>
-          <w:rFonts w:ascii="Garamond" w:hAnsi="Garamond"/>
-          <w:b/>
-          <w:bCs/>
-        </w:rPr>
-        <w:t>Key challenges to positive vision 3</w:t>
-      </w:r>
-      <w:r>
-        <w:rPr>
-          <w:rFonts w:ascii="Garamond" w:hAnsi="Garamond"/>
-          <w:b/>
-          <w:bCs/>
-        </w:rPr>
-        <w:t>:</w:t>
-      </w:r>
-      <w:r>
-        <w:rPr>
-          <w:rFonts w:ascii="Garamond" w:hAnsi="Garamond"/>
-        </w:rPr>
-        <w:t xml:space="preserve"> </w:t>
-      </w:r>
-      <w:r>
-        <w:rPr>
-          <w:rFonts w:ascii="Garamond" w:hAnsi="Garamond"/>
-        </w:rPr>
-        <w:t>The experts identified one main challenge to positive vision 3: the impact of technological progress on workers has so far been extremely uneven. Many workers have been made worse off, and some occupations are more at risk of being automated. The “digital revolution” may have lifted the “average boat” in most countries since the 1980s, but not by as much as we would have liked, and a surge in inequality has accompanied this in many places. Others noted how many middle-class occupations have already disappeared due to the “hollowing-out” or “polarization” of the labour market. And while new technologies do create opportunities for displaced workers, the problem is that those who are most likely to lose their jobs are often the least well-placed to take advantage of new opportunities.</w:t>
-      </w:r>
-    </w:p>
-    <w:p>
-      <w:pPr>
-        <w:spacing w:before="240" w:line="360" w:lineRule="auto"/>
-        <w:rPr>
-          <w:rFonts w:ascii="Garamond" w:hAnsi="Garamond"/>
-        </w:rPr>
-      </w:pPr>
-      <w:r>
-        <w:rPr>
-          <w:rFonts w:ascii="Garamond" w:hAnsi="Garamond"/>
-          <w:b/>
-          <w:bCs/>
-        </w:rPr>
-        <w:t>Policies to achieve positive vision 3</w:t>
-      </w:r>
-      <w:r>
-        <w:rPr>
-          <w:rFonts w:ascii="Garamond" w:hAnsi="Garamond"/>
-          <w:b/>
-          <w:bCs/>
-        </w:rPr>
-        <w:t>:</w:t>
-      </w:r>
-      <w:r>
-        <w:rPr>
-          <w:rFonts w:ascii="Garamond" w:hAnsi="Garamond"/>
-        </w:rPr>
-        <w:t xml:space="preserve"> </w:t>
-      </w:r>
-      <w:r>
-        <w:rPr>
-          <w:rFonts w:ascii="Garamond" w:hAnsi="Garamond"/>
-        </w:rPr>
-        <w:t xml:space="preserve">How do we achieve positive vision 3? Some experts argued that the best response to uncertainty about which jobs will and will not be available in the future is flexibility – a willingness to retrain and reskill later in life with the same intensity as people do in early life. Others pointed to a need for better safety nets for people during retraining: expecting HGV drivers to reskill immediately to become teachers, caregivers or social workers, for instance, is </w:t>
-      </w:r>
-      <w:r>
-        <w:rPr>
-          <w:rFonts w:ascii="Garamond" w:hAnsi="Garamond"/>
-        </w:rPr>
-        <w:lastRenderedPageBreak/>
-        <w:t>unrealistic. Lund said that companies with the right motivation can steer people through different types of educational programmes and quickly teach them how to do new tasks.</w:t>
-      </w:r>
-    </w:p>
-    <w:p>
-      <w:pPr>
-        <w:spacing w:before="240" w:line="360" w:lineRule="auto"/>
+        <w:t xml:space="preserve">Positive vision 3: Flexible </w:t>
+      </w:r>
+      <w:proofErr w:type="spellStart"/>
+      <w:r>
         <w:rPr>
           <w:rFonts w:ascii="Garamond" w:hAnsi="Garamond"/>
           <w:b/>
@@ -2229,7 +2221,9 @@
           <w:sz w:val="32"/>
           <w:szCs w:val="32"/>
         </w:rPr>
-      </w:pPr>
+        <w:t>labour</w:t>
+      </w:r>
+      <w:proofErr w:type="spellEnd"/>
       <w:r>
         <w:rPr>
           <w:rFonts w:ascii="Garamond" w:hAnsi="Garamond"/>
@@ -2238,81 +2232,70 @@
           <w:sz w:val="32"/>
           <w:szCs w:val="32"/>
         </w:rPr>
-        <w:t>Positive vision 4: Human-centric artificial intelligence</w:t>
-      </w:r>
-    </w:p>
-    <w:p>
-      <w:pPr>
-        <w:spacing w:before="240" w:line="360" w:lineRule="auto"/>
-        <w:rPr>
-          <w:rFonts w:ascii="Garamond" w:hAnsi="Garamond"/>
-        </w:rPr>
-      </w:pPr>
-      <w:r>
-        <w:rPr>
-          <w:rFonts w:ascii="Garamond" w:hAnsi="Garamond"/>
-        </w:rPr>
-        <w:t>[Another positive vision relates to the development of a]</w:t>
-      </w:r>
-      <w:r>
-        <w:rPr>
-          <w:rFonts w:ascii="Garamond" w:hAnsi="Garamond"/>
-        </w:rPr>
-        <w:t xml:space="preserve"> human-centric approach to AI. Several experts hoped that excessive automation would be avoided and the “sweet spot” in which humans and machines work together could be found. They said machines should be built that complement humans rather than substitute for them, the idea being that the latter type of technologies reduce demand for labour whereas the former technologies increase it.</w:t>
-      </w:r>
-    </w:p>
-    <w:p>
-      <w:pPr>
-        <w:spacing w:before="240" w:line="360" w:lineRule="auto"/>
-        <w:rPr>
-          <w:rFonts w:ascii="Garamond" w:hAnsi="Garamond"/>
-        </w:rPr>
-      </w:pPr>
-      <w:r>
-        <w:rPr>
-          <w:rFonts w:ascii="Garamond" w:hAnsi="Garamond"/>
-        </w:rPr>
-        <w:t>Klinova and Korinek (2021), though, noted that even human-augmenting AI can still be labour</w:t>
-      </w:r>
-      <w:r>
-        <w:rPr>
-          <w:rFonts w:ascii="Garamond" w:hAnsi="Garamond"/>
-        </w:rPr>
-        <w:t>-</w:t>
-      </w:r>
-      <w:r>
-        <w:rPr>
-          <w:rFonts w:ascii="Garamond" w:hAnsi="Garamond"/>
-        </w:rPr>
-        <w:t>saving, displacing workers and reducing wages, as it depends on whether the firm cuts its prices and how demand responds to such a move. Furthermore, Klinova, when interviewed, emphasized that the dominant orientation of AI today is towards learning how to substitute for humans: most benchmarks are set around achieving parity with or surpassing human performance in basic tasks at which humans are already quite good. The hope is nevertheless that we will invest more in designing benchmarks for human-complementing AI, such as benchmarks around the collaborative performance of human- plus-AI teams and the incremental productivity gains humans can achieve when equipped with AI tools.</w:t>
-      </w:r>
-    </w:p>
-    <w:p>
-      <w:pPr>
-        <w:spacing w:before="240" w:line="360" w:lineRule="auto"/>
-        <w:rPr>
-          <w:rFonts w:ascii="Garamond" w:hAnsi="Garamond"/>
-        </w:rPr>
-      </w:pPr>
-      <w:r>
-        <w:rPr>
-          <w:rFonts w:ascii="Garamond" w:hAnsi="Garamond"/>
-        </w:rPr>
-        <w:t>Restrepo said that, for everyone to take part in the process of creating economic value, there will also need to be a diversity of tasks and activities to be done by humans. The more tasks there are, the less inequality there will be, because people can then try out more alternatives until they find something they are very good at. Along these lines, Weyl emphasized how the personal computer, for instance, is the opposite of a substituting technology: it is a tool that enables individuals to develop their own career and talents. And he suggested that virtual reality technologies are almost entirely about complementing humans, as are social technologies (such as video conferencing), cyborg-related technologies (technologies intended to replace and/or enhance a human body part) and open-web applications.</w:t>
-      </w:r>
-    </w:p>
-    <w:p>
-      <w:pPr>
-        <w:spacing w:before="240" w:line="360" w:lineRule="auto"/>
-        <w:rPr>
-          <w:rFonts w:ascii="Garamond" w:hAnsi="Garamond"/>
-        </w:rPr>
-      </w:pPr>
-      <w:r>
-        <w:rPr>
-          <w:rFonts w:ascii="Garamond" w:hAnsi="Garamond"/>
-        </w:rPr>
-        <w:t>In this positive vision, we would choose a path where humans and machines work together, rather than having machines do everything.</w:t>
+        <w:t xml:space="preserve"> markets </w:t>
+      </w:r>
+    </w:p>
+    <w:p>
+      <w:pPr>
+        <w:spacing w:before="240" w:line="360" w:lineRule="auto"/>
+        <w:rPr>
+          <w:rFonts w:ascii="Garamond" w:hAnsi="Garamond"/>
+        </w:rPr>
+      </w:pPr>
+      <w:r>
+        <w:rPr>
+          <w:rFonts w:ascii="Garamond" w:hAnsi="Garamond"/>
+        </w:rPr>
+        <w:lastRenderedPageBreak/>
+        <w:t>The third vision described by the experts was a world in which humans adapt to new technologies and continue to find new employment – perhaps in new roles that do not even exist today. Experts took comfort in this vision from various angles: first, most of the work we do today was unheard-of in the early 1900s, and this trend could simply continue in the future. One of the experts interviewed recently reported that most of the jobs available in 2018 did not exist in 1940. By the same token, people will continue to want to consume new products and services and will not be satisfied with current levels of production. If this development continues and workers are helped to transition to new roles, there should be plenty for most people to do.</w:t>
+      </w:r>
+    </w:p>
+    <w:p>
+      <w:pPr>
+        <w:spacing w:before="240" w:line="360" w:lineRule="auto"/>
+        <w:rPr>
+          <w:rFonts w:ascii="Garamond" w:hAnsi="Garamond"/>
+        </w:rPr>
+      </w:pPr>
+      <w:r>
+        <w:rPr>
+          <w:rFonts w:ascii="Garamond" w:hAnsi="Garamond"/>
+        </w:rPr>
+        <w:t xml:space="preserve">Hanson said that having people switch to other jobs should be a perfectly adequate strategy for many decades to come, but that we would eventually need a different solution. Katya </w:t>
+      </w:r>
+      <w:proofErr w:type="spellStart"/>
+      <w:r>
+        <w:rPr>
+          <w:rFonts w:ascii="Garamond" w:hAnsi="Garamond"/>
+        </w:rPr>
+        <w:t>Klinova</w:t>
+      </w:r>
+      <w:proofErr w:type="spellEnd"/>
+      <w:r>
+        <w:rPr>
+          <w:rFonts w:ascii="Garamond" w:hAnsi="Garamond"/>
+        </w:rPr>
+        <w:t xml:space="preserve"> from</w:t>
+      </w:r>
+      <w:r>
+        <w:rPr>
+          <w:rFonts w:ascii="Garamond" w:hAnsi="Garamond"/>
+        </w:rPr>
+        <w:t xml:space="preserve"> the Economy at the Partnership on AI, said that AI could be used to provide individualized learning, increase the quality of education and make it accessible to more people. She also mentioned the need to make sure that the work of caring for elderly people and children is valued in society and well compensated, as currently neither is generally the case. </w:t>
+      </w:r>
+      <w:proofErr w:type="spellStart"/>
+      <w:r>
+        <w:rPr>
+          <w:rFonts w:ascii="Garamond" w:hAnsi="Garamond"/>
+        </w:rPr>
+        <w:t>Klinova</w:t>
+      </w:r>
+      <w:proofErr w:type="spellEnd"/>
+      <w:r>
+        <w:rPr>
+          <w:rFonts w:ascii="Garamond" w:hAnsi="Garamond"/>
+        </w:rPr>
+        <w:t xml:space="preserve"> stressed that love and care cannot be automated: Even if the act of changing a nappy is one day automated, a child will always benefit from human love and care.</w:t>
       </w:r>
     </w:p>
     <w:p>
@@ -2328,8 +2311,7 @@
           <w:b/>
           <w:bCs/>
         </w:rPr>
-        <w:lastRenderedPageBreak/>
-        <w:t>Key challenges to positive vision 4</w:t>
+        <w:t>Key challenges to positive vision 3</w:t>
       </w:r>
       <w:r>
         <w:rPr>
@@ -2349,7 +2331,21 @@
         <w:rPr>
           <w:rFonts w:ascii="Garamond" w:hAnsi="Garamond"/>
         </w:rPr>
-        <w:t>One challenge to positive vision 4 noted by many experts is that the incentives to automate are currently misaligned. Above all, experts are worried that the current tax structure is far too favourable to automation, encouraging companies to substitute workers rather than complement them. Many developed economies thus suffer from a taxation imbalance between investments in labour and investments in capital: the latter generally enjoy tax advantages, but the former are often seen as a tax burden. Olaf Groth, Professor of Global Strategy, Innovation and Economics at HULT International Business School, added that upgrades in technology can be capitalized, whereas the upskilling and training of workers cannot. Erik Brynjolfsson, Director of the Stanford Digital Economy Lab, painted a clear picture of the challenge: currently, if an entrepreneur has two $1 billion ideas, one of which involves employing thousands of people and the other no people at all, the government is likely to collect far more tax revenue from the former. Put another way, governments impose a heavier financial penalty on ideas that employ more people.</w:t>
+        <w:t xml:space="preserve">The experts identified one main challenge to positive vision 3: the impact of technological progress on workers has so far been extremely uneven. Many workers have been made worse off, and some occupations are more at risk of being automated. The “digital revolution” may have lifted the “average boat” in most countries since the 1980s, but not by as much as we would have liked, and a surge in inequality has accompanied this in many places. Others noted how many middle-class occupations have already disappeared due to the “hollowing-out” or “polarization” of the </w:t>
+      </w:r>
+      <w:proofErr w:type="spellStart"/>
+      <w:r>
+        <w:rPr>
+          <w:rFonts w:ascii="Garamond" w:hAnsi="Garamond"/>
+        </w:rPr>
+        <w:t>labour</w:t>
+      </w:r>
+      <w:proofErr w:type="spellEnd"/>
+      <w:r>
+        <w:rPr>
+          <w:rFonts w:ascii="Garamond" w:hAnsi="Garamond"/>
+        </w:rPr>
+        <w:t xml:space="preserve"> market. And while new technologies do create opportunities for displaced workers, the problem is that those who are most likely to lose their jobs are often the least well-placed to take advantage of new opportunities.</w:t>
       </w:r>
     </w:p>
     <w:p>
@@ -2365,7 +2361,7 @@
           <w:b/>
           <w:bCs/>
         </w:rPr>
-        <w:t>Policies to achieve positive vision 4</w:t>
+        <w:t>Policies to achieve positive vision 3</w:t>
       </w:r>
       <w:r>
         <w:rPr>
@@ -2385,7 +2381,28 @@
         <w:rPr>
           <w:rFonts w:ascii="Garamond" w:hAnsi="Garamond"/>
         </w:rPr>
-        <w:t>The set of policies that experts proposed to achieve positive vision 4 involved making tax structures more conducive to developing and using technologies that complement human beings rather than substitute for them. The aim would be to reward those who create technologies that complement work. Brynjolfsson and McAfee (2014) suggested considering various ideas: “Use taxes, regulation, contests, grand challenges or other incentives to try to direct technical change toward machines that augment human ability rather than substitute for it, toward new goods and services and away from labour savings.”</w:t>
+        <w:t xml:space="preserve">How do we achieve positive vision 3? Some experts argued that the best response to uncertainty about which jobs will and will not be available in the future is flexibility – a willingness to retrain and reskill later in life with the same intensity as people do in early life. Others pointed to a need for better safety nets for people during retraining: expecting HGV drivers to reskill immediately to become teachers, caregivers or social workers, for instance, is </w:t>
+      </w:r>
+      <w:r>
+        <w:rPr>
+          <w:rFonts w:ascii="Garamond" w:hAnsi="Garamond"/>
+        </w:rPr>
+        <w:lastRenderedPageBreak/>
+        <w:t xml:space="preserve">unrealistic. Lund said that companies with the right motivation can steer people through different types of educational </w:t>
+      </w:r>
+      <w:proofErr w:type="spellStart"/>
+      <w:r>
+        <w:rPr>
+          <w:rFonts w:ascii="Garamond" w:hAnsi="Garamond"/>
+        </w:rPr>
+        <w:t>programmes</w:t>
+      </w:r>
+      <w:proofErr w:type="spellEnd"/>
+      <w:r>
+        <w:rPr>
+          <w:rFonts w:ascii="Garamond" w:hAnsi="Garamond"/>
+        </w:rPr>
+        <w:t xml:space="preserve"> and quickly teach them how to do new tasks.</w:t>
       </w:r>
     </w:p>
     <w:p>
@@ -2407,686 +2424,131 @@
           <w:sz w:val="32"/>
           <w:szCs w:val="32"/>
         </w:rPr>
-        <w:t>Positive vision 5: Fulfilling jobs</w:t>
-      </w:r>
-    </w:p>
-    <w:p>
-      <w:pPr>
-        <w:spacing w:before="240" w:line="360" w:lineRule="auto"/>
-        <w:rPr>
-          <w:rFonts w:ascii="Garamond" w:hAnsi="Garamond"/>
-        </w:rPr>
-      </w:pPr>
-      <w:r>
-        <w:rPr>
-          <w:rFonts w:ascii="Garamond" w:hAnsi="Garamond"/>
-        </w:rPr>
-        <w:t>Most of t</w:t>
-      </w:r>
-      <w:r>
-        <w:rPr>
-          <w:rFonts w:ascii="Garamond" w:hAnsi="Garamond"/>
-        </w:rPr>
-        <w:t>h</w:t>
-      </w:r>
-      <w:r>
-        <w:rPr>
-          <w:rFonts w:ascii="Garamond" w:hAnsi="Garamond"/>
-        </w:rPr>
-        <w:t>e experts agreed that, in a world where</w:t>
-      </w:r>
-      <w:r>
-        <w:rPr>
-          <w:rFonts w:ascii="Garamond" w:hAnsi="Garamond"/>
-        </w:rPr>
-        <w:t xml:space="preserve"> </w:t>
-      </w:r>
-      <w:r>
-        <w:rPr>
-          <w:rFonts w:ascii="Garamond" w:hAnsi="Garamond"/>
-        </w:rPr>
-        <w:t>most tasks could be automated, a new definition</w:t>
-      </w:r>
-      <w:r>
-        <w:rPr>
-          <w:rFonts w:ascii="Garamond" w:hAnsi="Garamond"/>
-        </w:rPr>
-        <w:t xml:space="preserve"> </w:t>
-      </w:r>
-      <w:r>
-        <w:rPr>
-          <w:rFonts w:ascii="Garamond" w:hAnsi="Garamond"/>
-        </w:rPr>
-        <w:t>of work would be needed. The hope was also</w:t>
-      </w:r>
-      <w:r>
-        <w:rPr>
-          <w:rFonts w:ascii="Garamond" w:hAnsi="Garamond"/>
-        </w:rPr>
-        <w:t xml:space="preserve"> </w:t>
-      </w:r>
-      <w:r>
-        <w:rPr>
-          <w:rFonts w:ascii="Garamond" w:hAnsi="Garamond"/>
-        </w:rPr>
-        <w:t>expressed that machines could be used to replace</w:t>
-      </w:r>
-      <w:r>
-        <w:rPr>
-          <w:rFonts w:ascii="Garamond" w:hAnsi="Garamond"/>
-        </w:rPr>
-        <w:t xml:space="preserve"> </w:t>
-      </w:r>
-      <w:r>
-        <w:rPr>
-          <w:rFonts w:ascii="Garamond" w:hAnsi="Garamond"/>
-        </w:rPr>
-        <w:t>workers in dangerous, mundane or boring tasks,</w:t>
-      </w:r>
-      <w:r>
-        <w:rPr>
-          <w:rFonts w:ascii="Garamond" w:hAnsi="Garamond"/>
-        </w:rPr>
-        <w:t xml:space="preserve"> </w:t>
-      </w:r>
-      <w:r>
-        <w:rPr>
-          <w:rFonts w:ascii="Garamond" w:hAnsi="Garamond"/>
-        </w:rPr>
-        <w:t>leaving them free to perform safer, more fulfilling</w:t>
-      </w:r>
-      <w:r>
-        <w:rPr>
-          <w:rFonts w:ascii="Garamond" w:hAnsi="Garamond"/>
-        </w:rPr>
-        <w:t xml:space="preserve"> </w:t>
-      </w:r>
-      <w:r>
-        <w:rPr>
-          <w:rFonts w:ascii="Garamond" w:hAnsi="Garamond"/>
-        </w:rPr>
-        <w:t>and more enjoyable work. For instance, several</w:t>
-      </w:r>
-      <w:r>
-        <w:rPr>
-          <w:rFonts w:ascii="Garamond" w:hAnsi="Garamond"/>
-        </w:rPr>
-        <w:t xml:space="preserve"> </w:t>
-      </w:r>
-      <w:r>
-        <w:rPr>
-          <w:rFonts w:ascii="Garamond" w:hAnsi="Garamond"/>
-        </w:rPr>
-        <w:t>experts explained that if there was a way to</w:t>
-      </w:r>
-      <w:r>
-        <w:rPr>
-          <w:rFonts w:ascii="Garamond" w:hAnsi="Garamond"/>
-        </w:rPr>
-        <w:t xml:space="preserve"> </w:t>
-      </w:r>
-      <w:r>
-        <w:rPr>
-          <w:rFonts w:ascii="Garamond" w:hAnsi="Garamond"/>
-        </w:rPr>
-        <w:t>eliminate “routine” manual activities and instead</w:t>
-      </w:r>
-      <w:r>
-        <w:rPr>
-          <w:rFonts w:ascii="Garamond" w:hAnsi="Garamond"/>
-        </w:rPr>
-        <w:t xml:space="preserve"> </w:t>
-      </w:r>
-      <w:r>
-        <w:rPr>
-          <w:rFonts w:ascii="Garamond" w:hAnsi="Garamond"/>
-        </w:rPr>
-        <w:t>focus on creating more “non-routine” work, more</w:t>
-      </w:r>
-      <w:r>
-        <w:rPr>
-          <w:rFonts w:ascii="Garamond" w:hAnsi="Garamond"/>
-        </w:rPr>
-        <w:t xml:space="preserve"> </w:t>
-      </w:r>
-      <w:r>
-        <w:rPr>
-          <w:rFonts w:ascii="Garamond" w:hAnsi="Garamond"/>
-        </w:rPr>
-        <w:t>meaningful activities for human beings could be</w:t>
-      </w:r>
-      <w:r>
-        <w:rPr>
-          <w:rFonts w:ascii="Garamond" w:hAnsi="Garamond"/>
-        </w:rPr>
-        <w:t xml:space="preserve"> </w:t>
-      </w:r>
-      <w:r>
-        <w:rPr>
-          <w:rFonts w:ascii="Garamond" w:hAnsi="Garamond"/>
-        </w:rPr>
-        <w:t>created. The result would surely be greater job</w:t>
-      </w:r>
-      <w:r>
-        <w:rPr>
-          <w:rFonts w:ascii="Garamond" w:hAnsi="Garamond"/>
-        </w:rPr>
-        <w:t xml:space="preserve"> </w:t>
-      </w:r>
-      <w:r>
-        <w:rPr>
-          <w:rFonts w:ascii="Garamond" w:hAnsi="Garamond"/>
-        </w:rPr>
-        <w:t>satisfaction and better health. Work would be more</w:t>
-      </w:r>
-      <w:r>
-        <w:rPr>
-          <w:rFonts w:ascii="Garamond" w:hAnsi="Garamond"/>
-        </w:rPr>
-        <w:t xml:space="preserve"> </w:t>
-      </w:r>
-      <w:r>
-        <w:rPr>
-          <w:rFonts w:ascii="Garamond" w:hAnsi="Garamond"/>
-        </w:rPr>
-        <w:t>flexible, as workers could decide how many hours</w:t>
-      </w:r>
-      <w:r>
-        <w:rPr>
-          <w:rFonts w:ascii="Garamond" w:hAnsi="Garamond"/>
-        </w:rPr>
-        <w:t xml:space="preserve"> </w:t>
-      </w:r>
-      <w:r>
-        <w:rPr>
-          <w:rFonts w:ascii="Garamond" w:hAnsi="Garamond"/>
-        </w:rPr>
-        <w:t>they want to work. It could also encompass not</w:t>
-      </w:r>
-      <w:r>
-        <w:rPr>
-          <w:rFonts w:ascii="Garamond" w:hAnsi="Garamond"/>
-        </w:rPr>
-        <w:t xml:space="preserve"> </w:t>
-      </w:r>
-      <w:r>
-        <w:rPr>
-          <w:rFonts w:ascii="Garamond" w:hAnsi="Garamond"/>
-        </w:rPr>
-        <w:t>simply the activities required to earn an income,</w:t>
-      </w:r>
-      <w:r>
-        <w:rPr>
-          <w:rFonts w:ascii="Garamond" w:hAnsi="Garamond"/>
-        </w:rPr>
-        <w:t xml:space="preserve"> </w:t>
-      </w:r>
-      <w:r>
-        <w:rPr>
-          <w:rFonts w:ascii="Garamond" w:hAnsi="Garamond"/>
-        </w:rPr>
-        <w:t>but also leisure and learning activities. Fregin, for</w:t>
-      </w:r>
-      <w:r>
-        <w:rPr>
-          <w:rFonts w:ascii="Garamond" w:hAnsi="Garamond"/>
-        </w:rPr>
-        <w:t xml:space="preserve"> </w:t>
-      </w:r>
-      <w:r>
-        <w:rPr>
-          <w:rFonts w:ascii="Garamond" w:hAnsi="Garamond"/>
-        </w:rPr>
-        <w:t xml:space="preserve">example, mentioned that employers are </w:t>
-      </w:r>
-      <w:r>
-        <w:rPr>
-          <w:rFonts w:ascii="Garamond" w:hAnsi="Garamond"/>
-        </w:rPr>
-        <w:lastRenderedPageBreak/>
-        <w:t>currently</w:t>
-      </w:r>
-      <w:r>
-        <w:rPr>
-          <w:rFonts w:ascii="Garamond" w:hAnsi="Garamond"/>
-        </w:rPr>
-        <w:t xml:space="preserve"> </w:t>
-      </w:r>
-      <w:r>
-        <w:rPr>
-          <w:rFonts w:ascii="Garamond" w:hAnsi="Garamond"/>
-        </w:rPr>
-        <w:t>reluctant to support their employees’ hobbies such</w:t>
-      </w:r>
-      <w:r>
-        <w:rPr>
-          <w:rFonts w:ascii="Garamond" w:hAnsi="Garamond"/>
-        </w:rPr>
-        <w:t xml:space="preserve"> </w:t>
-      </w:r>
-      <w:r>
-        <w:rPr>
-          <w:rFonts w:ascii="Garamond" w:hAnsi="Garamond"/>
-        </w:rPr>
-        <w:t>as playing an instrument or joining a football team.</w:t>
-      </w:r>
-      <w:r>
-        <w:rPr>
-          <w:rFonts w:ascii="Garamond" w:hAnsi="Garamond"/>
-        </w:rPr>
-        <w:t xml:space="preserve"> </w:t>
-      </w:r>
-      <w:r>
-        <w:rPr>
-          <w:rFonts w:ascii="Garamond" w:hAnsi="Garamond"/>
-        </w:rPr>
-        <w:t>However, some aspects of the specific skill sets</w:t>
-      </w:r>
-      <w:r>
-        <w:rPr>
-          <w:rFonts w:ascii="Garamond" w:hAnsi="Garamond"/>
-        </w:rPr>
-        <w:t xml:space="preserve"> </w:t>
-      </w:r>
-      <w:r>
-        <w:rPr>
-          <w:rFonts w:ascii="Garamond" w:hAnsi="Garamond"/>
-        </w:rPr>
-        <w:t>developed in such contexts could become very</w:t>
-      </w:r>
-      <w:r>
-        <w:rPr>
-          <w:rFonts w:ascii="Garamond" w:hAnsi="Garamond"/>
-        </w:rPr>
-        <w:t xml:space="preserve"> </w:t>
-      </w:r>
-      <w:r>
-        <w:rPr>
-          <w:rFonts w:ascii="Garamond" w:hAnsi="Garamond"/>
-        </w:rPr>
-        <w:t>useful to the employers, such as increasing team</w:t>
-      </w:r>
-      <w:r>
-        <w:rPr>
-          <w:rFonts w:ascii="Garamond" w:hAnsi="Garamond"/>
-        </w:rPr>
-        <w:t xml:space="preserve"> </w:t>
-      </w:r>
-      <w:r>
-        <w:rPr>
-          <w:rFonts w:ascii="Garamond" w:hAnsi="Garamond"/>
-        </w:rPr>
-        <w:t>spirit or improving focus and drive. As a general</w:t>
-      </w:r>
-      <w:r>
-        <w:rPr>
-          <w:rFonts w:ascii="Garamond" w:hAnsi="Garamond"/>
-        </w:rPr>
-        <w:t xml:space="preserve"> </w:t>
-      </w:r>
-      <w:r>
-        <w:rPr>
-          <w:rFonts w:ascii="Garamond" w:hAnsi="Garamond"/>
-        </w:rPr>
-        <w:t>rule, the boundary between work and leisure – and</w:t>
-      </w:r>
-      <w:r>
-        <w:rPr>
-          <w:rFonts w:ascii="Garamond" w:hAnsi="Garamond"/>
-        </w:rPr>
-        <w:t xml:space="preserve"> </w:t>
-      </w:r>
-      <w:r>
-        <w:rPr>
-          <w:rFonts w:ascii="Garamond" w:hAnsi="Garamond"/>
-        </w:rPr>
-        <w:t>with it the definition of a meaningful life – may need</w:t>
-      </w:r>
-      <w:r>
-        <w:rPr>
-          <w:rFonts w:ascii="Garamond" w:hAnsi="Garamond"/>
-        </w:rPr>
-        <w:t xml:space="preserve"> </w:t>
-      </w:r>
-      <w:r>
-        <w:rPr>
-          <w:rFonts w:ascii="Garamond" w:hAnsi="Garamond"/>
-        </w:rPr>
-        <w:t>to be revisited.</w:t>
-      </w:r>
-    </w:p>
-    <w:p>
-      <w:pPr>
-        <w:spacing w:before="240" w:line="360" w:lineRule="auto"/>
-        <w:rPr>
-          <w:rFonts w:ascii="Garamond" w:hAnsi="Garamond"/>
-        </w:rPr>
-      </w:pPr>
-      <w:r>
-        <w:rPr>
-          <w:rFonts w:ascii="Garamond" w:hAnsi="Garamond"/>
-        </w:rPr>
-        <w:t>What might the “non-routine” work discussed</w:t>
-      </w:r>
-      <w:r>
-        <w:rPr>
-          <w:rFonts w:ascii="Garamond" w:hAnsi="Garamond"/>
-        </w:rPr>
-        <w:t xml:space="preserve"> </w:t>
-      </w:r>
-      <w:r>
-        <w:rPr>
-          <w:rFonts w:ascii="Garamond" w:hAnsi="Garamond"/>
-        </w:rPr>
-        <w:t>above look like in practice? Salomons mentioned</w:t>
-      </w:r>
-      <w:r>
-        <w:rPr>
-          <w:rFonts w:ascii="Garamond" w:hAnsi="Garamond"/>
-        </w:rPr>
-        <w:t xml:space="preserve"> a</w:t>
-      </w:r>
-      <w:r>
-        <w:rPr>
-          <w:rFonts w:ascii="Garamond" w:hAnsi="Garamond"/>
-        </w:rPr>
-        <w:t>nalytical and social skills as an important</w:t>
-      </w:r>
-      <w:r>
-        <w:rPr>
-          <w:rFonts w:ascii="Garamond" w:hAnsi="Garamond"/>
-        </w:rPr>
-        <w:t xml:space="preserve"> </w:t>
-      </w:r>
-      <w:r>
-        <w:rPr>
-          <w:rFonts w:ascii="Garamond" w:hAnsi="Garamond"/>
-        </w:rPr>
-        <w:t>combination. Some experts argued that faculties</w:t>
-      </w:r>
-      <w:r>
-        <w:rPr>
-          <w:rFonts w:ascii="Garamond" w:hAnsi="Garamond"/>
-        </w:rPr>
-        <w:t xml:space="preserve"> </w:t>
-      </w:r>
-      <w:r>
-        <w:rPr>
-          <w:rFonts w:ascii="Garamond" w:hAnsi="Garamond"/>
-        </w:rPr>
-        <w:t>such as social intelligence, emotional intelligence,</w:t>
-      </w:r>
-      <w:r>
-        <w:rPr>
-          <w:rFonts w:ascii="Garamond" w:hAnsi="Garamond"/>
-        </w:rPr>
-        <w:t xml:space="preserve"> </w:t>
-      </w:r>
-      <w:r>
-        <w:rPr>
-          <w:rFonts w:ascii="Garamond" w:hAnsi="Garamond"/>
-        </w:rPr>
-        <w:t>compassion, empathy, creativity and trust would</w:t>
-      </w:r>
-      <w:r>
-        <w:rPr>
-          <w:rFonts w:ascii="Garamond" w:hAnsi="Garamond"/>
-        </w:rPr>
-        <w:t xml:space="preserve"> </w:t>
-      </w:r>
-      <w:r>
-        <w:rPr>
-          <w:rFonts w:ascii="Garamond" w:hAnsi="Garamond"/>
-        </w:rPr>
-        <w:t>be needed in conjunction with critical thinking,</w:t>
-      </w:r>
-      <w:r>
-        <w:rPr>
-          <w:rFonts w:ascii="Garamond" w:hAnsi="Garamond"/>
-        </w:rPr>
-        <w:t xml:space="preserve"> </w:t>
-      </w:r>
-      <w:r>
-        <w:rPr>
-          <w:rFonts w:ascii="Garamond" w:hAnsi="Garamond"/>
-        </w:rPr>
-        <w:t>complex reasoning, sound judgement and</w:t>
-      </w:r>
-      <w:r>
-        <w:rPr>
-          <w:rFonts w:ascii="Garamond" w:hAnsi="Garamond"/>
-        </w:rPr>
-        <w:t xml:space="preserve"> </w:t>
-      </w:r>
-      <w:r>
-        <w:rPr>
-          <w:rFonts w:ascii="Garamond" w:hAnsi="Garamond"/>
-        </w:rPr>
-        <w:t>common sense. These would focus on the so-called “comparative advantage” of human beings</w:t>
-      </w:r>
-      <w:r>
-        <w:rPr>
-          <w:rFonts w:ascii="Garamond" w:hAnsi="Garamond"/>
-        </w:rPr>
-        <w:t xml:space="preserve"> </w:t>
-      </w:r>
-      <w:r>
-        <w:rPr>
-          <w:rFonts w:ascii="Garamond" w:hAnsi="Garamond"/>
-        </w:rPr>
-        <w:t>over machines. Experts noted that, somewhat</w:t>
-      </w:r>
-      <w:r>
-        <w:rPr>
-          <w:rFonts w:ascii="Garamond" w:hAnsi="Garamond"/>
-        </w:rPr>
-        <w:t xml:space="preserve"> </w:t>
-      </w:r>
-      <w:r>
-        <w:rPr>
-          <w:rFonts w:ascii="Garamond" w:hAnsi="Garamond"/>
-        </w:rPr>
-        <w:t>ironically, many of these activities are already found</w:t>
-      </w:r>
-      <w:r>
-        <w:rPr>
-          <w:rFonts w:ascii="Garamond" w:hAnsi="Garamond"/>
-        </w:rPr>
-        <w:t xml:space="preserve"> </w:t>
-      </w:r>
-      <w:r>
-        <w:rPr>
-          <w:rFonts w:ascii="Garamond" w:hAnsi="Garamond"/>
-        </w:rPr>
-        <w:t>in traditionally neglected sectors – such as early</w:t>
-      </w:r>
-      <w:r>
-        <w:rPr>
-          <w:rFonts w:ascii="Garamond" w:hAnsi="Garamond"/>
-        </w:rPr>
-        <w:t xml:space="preserve"> </w:t>
-      </w:r>
-      <w:r>
-        <w:rPr>
-          <w:rFonts w:ascii="Garamond" w:hAnsi="Garamond"/>
-        </w:rPr>
-        <w:t>childhood education and care for senior citizens –</w:t>
-      </w:r>
-      <w:r>
-        <w:rPr>
-          <w:rFonts w:ascii="Garamond" w:hAnsi="Garamond"/>
-        </w:rPr>
-        <w:t xml:space="preserve"> </w:t>
-      </w:r>
-      <w:r>
-        <w:rPr>
-          <w:rFonts w:ascii="Garamond" w:hAnsi="Garamond"/>
-        </w:rPr>
-        <w:t>and that there is now an opportunity to focus on</w:t>
-      </w:r>
-      <w:r>
-        <w:rPr>
-          <w:rFonts w:ascii="Garamond" w:hAnsi="Garamond"/>
-        </w:rPr>
-        <w:t xml:space="preserve"> </w:t>
-      </w:r>
-      <w:r>
-        <w:rPr>
-          <w:rFonts w:ascii="Garamond" w:hAnsi="Garamond"/>
-        </w:rPr>
-        <w:t>and prioritize these important areas of work. One</w:t>
-      </w:r>
-      <w:r>
-        <w:rPr>
-          <w:rFonts w:ascii="Garamond" w:hAnsi="Garamond"/>
-        </w:rPr>
-        <w:t xml:space="preserve"> </w:t>
-      </w:r>
-      <w:r>
-        <w:rPr>
-          <w:rFonts w:ascii="Garamond" w:hAnsi="Garamond"/>
-        </w:rPr>
-        <w:t>lesson from the COVID-19 pandemic, some noted,</w:t>
-      </w:r>
-      <w:r>
-        <w:rPr>
-          <w:rFonts w:ascii="Garamond" w:hAnsi="Garamond"/>
-        </w:rPr>
-        <w:t xml:space="preserve"> </w:t>
-      </w:r>
-      <w:r>
-        <w:rPr>
-          <w:rFonts w:ascii="Garamond" w:hAnsi="Garamond"/>
-        </w:rPr>
-        <w:t>is the importance of interpersonal interaction:</w:t>
-      </w:r>
-      <w:r>
-        <w:rPr>
-          <w:rFonts w:ascii="Garamond" w:hAnsi="Garamond"/>
-        </w:rPr>
-        <w:t xml:space="preserve"> </w:t>
-      </w:r>
-      <w:r>
-        <w:rPr>
-          <w:rFonts w:ascii="Garamond" w:hAnsi="Garamond"/>
-        </w:rPr>
-        <w:t>people need meaningful connections with other</w:t>
-      </w:r>
-      <w:r>
-        <w:rPr>
-          <w:rFonts w:ascii="Garamond" w:hAnsi="Garamond"/>
-        </w:rPr>
-        <w:t xml:space="preserve"> </w:t>
-      </w:r>
-      <w:r>
-        <w:rPr>
-          <w:rFonts w:ascii="Garamond" w:hAnsi="Garamond"/>
-        </w:rPr>
-        <w:t>people, and machines cannot provide that</w:t>
-      </w:r>
-      <w:r>
-        <w:rPr>
-          <w:rFonts w:ascii="Garamond" w:hAnsi="Garamond"/>
-        </w:rPr>
-        <w:t>.</w:t>
-      </w:r>
-    </w:p>
-    <w:p>
-      <w:pPr>
-        <w:spacing w:before="240" w:line="360" w:lineRule="auto"/>
-        <w:rPr>
-          <w:rFonts w:ascii="Garamond" w:hAnsi="Garamond"/>
-        </w:rPr>
-      </w:pPr>
-      <w:r>
-        <w:rPr>
-          <w:rFonts w:ascii="Garamond" w:hAnsi="Garamond"/>
-        </w:rPr>
-        <w:t>There was also a view that, even if machines could</w:t>
-      </w:r>
-      <w:r>
-        <w:rPr>
-          <w:rFonts w:ascii="Garamond" w:hAnsi="Garamond"/>
-        </w:rPr>
-        <w:t xml:space="preserve"> </w:t>
-      </w:r>
-      <w:r>
-        <w:rPr>
-          <w:rFonts w:ascii="Garamond" w:hAnsi="Garamond"/>
-        </w:rPr>
-        <w:t>do everything, this is not to say they should: there</w:t>
-      </w:r>
-      <w:r>
-        <w:rPr>
-          <w:rFonts w:ascii="Garamond" w:hAnsi="Garamond"/>
-        </w:rPr>
-        <w:t xml:space="preserve"> </w:t>
-      </w:r>
-      <w:r>
-        <w:rPr>
-          <w:rFonts w:ascii="Garamond" w:hAnsi="Garamond"/>
-        </w:rPr>
-        <w:t>will inevitably still be some tasks that humans will</w:t>
-      </w:r>
-      <w:r>
-        <w:rPr>
-          <w:rFonts w:ascii="Garamond" w:hAnsi="Garamond"/>
-        </w:rPr>
-        <w:t xml:space="preserve"> </w:t>
-      </w:r>
-      <w:r>
-        <w:rPr>
-          <w:rFonts w:ascii="Garamond" w:hAnsi="Garamond"/>
-        </w:rPr>
-        <w:t>prefer to do themselves. For instance, human</w:t>
-      </w:r>
-      <w:r>
-        <w:rPr>
-          <w:rFonts w:ascii="Garamond" w:hAnsi="Garamond"/>
-        </w:rPr>
-        <w:t xml:space="preserve"> </w:t>
-      </w:r>
-      <w:r>
-        <w:rPr>
-          <w:rFonts w:ascii="Garamond" w:hAnsi="Garamond"/>
-        </w:rPr>
-        <w:t>beings might still be called on to make important</w:t>
-      </w:r>
-      <w:r>
-        <w:rPr>
-          <w:rFonts w:ascii="Garamond" w:hAnsi="Garamond"/>
-        </w:rPr>
-        <w:t xml:space="preserve"> </w:t>
-      </w:r>
-      <w:r>
-        <w:rPr>
-          <w:rFonts w:ascii="Garamond" w:hAnsi="Garamond"/>
-        </w:rPr>
-        <w:t>strategic decisions – setting collective goals such as</w:t>
-      </w:r>
-      <w:r>
-        <w:rPr>
-          <w:rFonts w:ascii="Garamond" w:hAnsi="Garamond"/>
-        </w:rPr>
-        <w:t xml:space="preserve"> </w:t>
-      </w:r>
-      <w:r>
-        <w:rPr>
-          <w:rFonts w:ascii="Garamond" w:hAnsi="Garamond"/>
-        </w:rPr>
-        <w:t>how best to share material prosperity, treat others</w:t>
-      </w:r>
-      <w:r>
-        <w:rPr>
-          <w:rFonts w:ascii="Garamond" w:hAnsi="Garamond"/>
-        </w:rPr>
-        <w:t xml:space="preserve"> </w:t>
-      </w:r>
-      <w:r>
-        <w:rPr>
-          <w:rFonts w:ascii="Garamond" w:hAnsi="Garamond"/>
-        </w:rPr>
-        <w:t>in society and steward the planet, for example.</w:t>
+        <w:t>Positive vision 4: Human-centric artificial intelligence</w:t>
+      </w:r>
+    </w:p>
+    <w:p>
+      <w:pPr>
+        <w:spacing w:before="240" w:line="360" w:lineRule="auto"/>
+        <w:rPr>
+          <w:rFonts w:ascii="Garamond" w:hAnsi="Garamond"/>
+        </w:rPr>
+      </w:pPr>
+      <w:r>
+        <w:rPr>
+          <w:rFonts w:ascii="Garamond" w:hAnsi="Garamond"/>
+        </w:rPr>
+        <w:t>[Another positive vision relates to the development of a]</w:t>
+      </w:r>
+      <w:r>
+        <w:rPr>
+          <w:rFonts w:ascii="Garamond" w:hAnsi="Garamond"/>
+        </w:rPr>
+        <w:t xml:space="preserve"> human-centric approach to AI. Several experts hoped that excessive automation would be avoided and the “sweet spot” in which humans and machines work together could be found. They said machines should be built that complement humans rather than substitute for them, the idea being that the latter type of technologies reduce demand for </w:t>
+      </w:r>
+      <w:proofErr w:type="spellStart"/>
+      <w:r>
+        <w:rPr>
+          <w:rFonts w:ascii="Garamond" w:hAnsi="Garamond"/>
+        </w:rPr>
+        <w:t>labour</w:t>
+      </w:r>
+      <w:proofErr w:type="spellEnd"/>
+      <w:r>
+        <w:rPr>
+          <w:rFonts w:ascii="Garamond" w:hAnsi="Garamond"/>
+        </w:rPr>
+        <w:t xml:space="preserve"> whereas the former technologies increase it.</w:t>
+      </w:r>
+    </w:p>
+    <w:p>
+      <w:pPr>
+        <w:spacing w:before="240" w:line="360" w:lineRule="auto"/>
+        <w:rPr>
+          <w:rFonts w:ascii="Garamond" w:hAnsi="Garamond"/>
+        </w:rPr>
+      </w:pPr>
+      <w:proofErr w:type="spellStart"/>
+      <w:r>
+        <w:rPr>
+          <w:rFonts w:ascii="Garamond" w:hAnsi="Garamond"/>
+        </w:rPr>
+        <w:t>Klinova</w:t>
+      </w:r>
+      <w:proofErr w:type="spellEnd"/>
+      <w:r>
+        <w:rPr>
+          <w:rFonts w:ascii="Garamond" w:hAnsi="Garamond"/>
+        </w:rPr>
+        <w:t xml:space="preserve"> and Korinek (2021), though, noted that even human-augmenting AI can still be </w:t>
+      </w:r>
+      <w:proofErr w:type="spellStart"/>
+      <w:r>
+        <w:rPr>
+          <w:rFonts w:ascii="Garamond" w:hAnsi="Garamond"/>
+        </w:rPr>
+        <w:t>labour</w:t>
+      </w:r>
+      <w:r>
+        <w:rPr>
+          <w:rFonts w:ascii="Garamond" w:hAnsi="Garamond"/>
+        </w:rPr>
+        <w:t>-</w:t>
+      </w:r>
+      <w:r>
+        <w:rPr>
+          <w:rFonts w:ascii="Garamond" w:hAnsi="Garamond"/>
+        </w:rPr>
+        <w:t>saving</w:t>
+      </w:r>
+      <w:proofErr w:type="spellEnd"/>
+      <w:r>
+        <w:rPr>
+          <w:rFonts w:ascii="Garamond" w:hAnsi="Garamond"/>
+        </w:rPr>
+        <w:t xml:space="preserve">, displacing workers and reducing wages, as it depends on whether the firm cuts its prices and how demand responds to such a move. Furthermore, </w:t>
+      </w:r>
+      <w:proofErr w:type="spellStart"/>
+      <w:r>
+        <w:rPr>
+          <w:rFonts w:ascii="Garamond" w:hAnsi="Garamond"/>
+        </w:rPr>
+        <w:t>Klinova</w:t>
+      </w:r>
+      <w:proofErr w:type="spellEnd"/>
+      <w:r>
+        <w:rPr>
+          <w:rFonts w:ascii="Garamond" w:hAnsi="Garamond"/>
+        </w:rPr>
+        <w:t>, when interviewed, emphasized that the dominant orientation of AI today is towards learning how to substitute for humans: most benchmarks are set around achieving parity with or surpassing human performance in basic tasks at which humans are already quite good. The hope is nevertheless that we will invest more in designing benchmarks for human-complementing AI, such as benchmarks around the collaborative performance of human- plus-AI teams and the incremental productivity gains humans can achieve when equipped with AI tools.</w:t>
+      </w:r>
+    </w:p>
+    <w:p>
+      <w:pPr>
+        <w:spacing w:before="240" w:line="360" w:lineRule="auto"/>
+        <w:rPr>
+          <w:rFonts w:ascii="Garamond" w:hAnsi="Garamond"/>
+        </w:rPr>
+      </w:pPr>
+      <w:r>
+        <w:rPr>
+          <w:rFonts w:ascii="Garamond" w:hAnsi="Garamond"/>
+        </w:rPr>
+        <w:t>Restrepo said that, for everyone to take part in the process of creating economic value, there will also need to be a diversity of tasks and activities to be done by humans. The more tasks there are, the less inequality there will be, because people can then try out more alternatives until they find something they are very good at. Along these lines, Weyl emphasized how the personal computer, for instance, is the opposite of a substituting technology: it is a tool that enables individuals to develop their own career and talents. And he suggested that virtual reality technologies are almost entirely about complementing humans, as are social technologies (such as video conferencing), cyborg-related technologies (technologies intended to replace and/or enhance a human body part) and open-web applications.</w:t>
+      </w:r>
+    </w:p>
+    <w:p>
+      <w:pPr>
+        <w:spacing w:before="240" w:line="360" w:lineRule="auto"/>
+        <w:rPr>
+          <w:rFonts w:ascii="Garamond" w:hAnsi="Garamond"/>
+        </w:rPr>
+      </w:pPr>
+      <w:r>
+        <w:rPr>
+          <w:rFonts w:ascii="Garamond" w:hAnsi="Garamond"/>
+        </w:rPr>
+        <w:t>In this positive vision, we would choose a path where humans and machines work together, rather than having machines do everything.</w:t>
       </w:r>
     </w:p>
     <w:p>
@@ -3102,7 +2564,8 @@
           <w:b/>
           <w:bCs/>
         </w:rPr>
-        <w:t>Key challenges to positive vision 5</w:t>
+        <w:lastRenderedPageBreak/>
+        <w:t>Key challenges to positive vision 4</w:t>
       </w:r>
       <w:r>
         <w:rPr>
@@ -3122,199 +2585,49 @@
         <w:rPr>
           <w:rFonts w:ascii="Garamond" w:hAnsi="Garamond"/>
         </w:rPr>
-        <w:t>Some experts feared that, in practice, AI could</w:t>
-      </w:r>
-      <w:r>
-        <w:rPr>
-          <w:rFonts w:ascii="Garamond" w:hAnsi="Garamond"/>
-        </w:rPr>
-        <w:t xml:space="preserve"> </w:t>
-      </w:r>
-      <w:r>
-        <w:rPr>
-          <w:rFonts w:ascii="Garamond" w:hAnsi="Garamond"/>
-        </w:rPr>
-        <w:t>make jobs worse. New tasks might not necessarily</w:t>
-      </w:r>
-      <w:r>
-        <w:rPr>
-          <w:rFonts w:ascii="Garamond" w:hAnsi="Garamond"/>
-        </w:rPr>
-        <w:t xml:space="preserve"> </w:t>
-      </w:r>
-      <w:r>
-        <w:rPr>
-          <w:rFonts w:ascii="Garamond" w:hAnsi="Garamond"/>
-        </w:rPr>
-        <w:t>be more fulfilling than current work; just because</w:t>
-      </w:r>
-      <w:r>
-        <w:rPr>
-          <w:rFonts w:ascii="Garamond" w:hAnsi="Garamond"/>
-        </w:rPr>
-        <w:t xml:space="preserve"> </w:t>
-      </w:r>
-      <w:r>
-        <w:rPr>
-          <w:rFonts w:ascii="Garamond" w:hAnsi="Garamond"/>
-        </w:rPr>
-        <w:t>something cannot be automated does not mean</w:t>
-      </w:r>
-      <w:r>
-        <w:rPr>
-          <w:rFonts w:ascii="Garamond" w:hAnsi="Garamond"/>
-        </w:rPr>
-        <w:t xml:space="preserve"> </w:t>
-      </w:r>
-      <w:r>
-        <w:rPr>
-          <w:rFonts w:ascii="Garamond" w:hAnsi="Garamond"/>
-        </w:rPr>
-        <w:t>it is necessarily meaningful or fulfilling. Another</w:t>
-      </w:r>
-      <w:r>
-        <w:rPr>
-          <w:rFonts w:ascii="Garamond" w:hAnsi="Garamond"/>
-        </w:rPr>
-        <w:t xml:space="preserve"> </w:t>
-      </w:r>
-      <w:r>
-        <w:rPr>
-          <w:rFonts w:ascii="Garamond" w:hAnsi="Garamond"/>
-        </w:rPr>
-        <w:t>concern, raised in the interview with Stephanie Bell,</w:t>
-      </w:r>
-      <w:r>
-        <w:rPr>
-          <w:rFonts w:ascii="Garamond" w:hAnsi="Garamond"/>
-        </w:rPr>
-        <w:t xml:space="preserve"> </w:t>
-      </w:r>
-      <w:r>
-        <w:rPr>
-          <w:rFonts w:ascii="Garamond" w:hAnsi="Garamond"/>
-        </w:rPr>
-        <w:t>Research Fellow at Partnership on AI, was that new</w:t>
-      </w:r>
-      <w:r>
-        <w:rPr>
-          <w:rFonts w:ascii="Garamond" w:hAnsi="Garamond"/>
-        </w:rPr>
-        <w:t xml:space="preserve"> </w:t>
-      </w:r>
-      <w:r>
-        <w:rPr>
-          <w:rFonts w:ascii="Garamond" w:hAnsi="Garamond"/>
-        </w:rPr>
-        <w:t>technologies might lead to a new “digital Taylorism”</w:t>
-      </w:r>
-      <w:r>
-        <w:rPr>
-          <w:rFonts w:ascii="Garamond" w:hAnsi="Garamond"/>
-        </w:rPr>
-        <w:t xml:space="preserve"> </w:t>
-      </w:r>
-      <w:r>
-        <w:rPr>
-          <w:rFonts w:ascii="Garamond" w:hAnsi="Garamond"/>
-        </w:rPr>
-        <w:t>in which work is subject to increased surveillance</w:t>
-      </w:r>
-      <w:r>
-        <w:rPr>
-          <w:rFonts w:ascii="Garamond" w:hAnsi="Garamond"/>
-        </w:rPr>
-        <w:t xml:space="preserve"> </w:t>
-      </w:r>
-      <w:r>
-        <w:rPr>
-          <w:rFonts w:ascii="Garamond" w:hAnsi="Garamond"/>
-        </w:rPr>
-        <w:t>and regulation. She pointed to AI products coming</w:t>
-      </w:r>
-      <w:r>
-        <w:rPr>
-          <w:rFonts w:ascii="Garamond" w:hAnsi="Garamond"/>
-        </w:rPr>
-        <w:t xml:space="preserve"> </w:t>
-      </w:r>
-      <w:r>
-        <w:rPr>
-          <w:rFonts w:ascii="Garamond" w:hAnsi="Garamond"/>
-        </w:rPr>
-        <w:t>on to the market right now that introduce extensive</w:t>
-      </w:r>
-      <w:r>
-        <w:rPr>
-          <w:rFonts w:ascii="Garamond" w:hAnsi="Garamond"/>
-        </w:rPr>
-        <w:t xml:space="preserve"> </w:t>
-      </w:r>
-      <w:r>
-        <w:rPr>
-          <w:rFonts w:ascii="Garamond" w:hAnsi="Garamond"/>
-        </w:rPr>
-        <w:t>surveillance and set increasingly aggressive</w:t>
-      </w:r>
-      <w:r>
-        <w:rPr>
-          <w:rFonts w:ascii="Garamond" w:hAnsi="Garamond"/>
-        </w:rPr>
-        <w:t xml:space="preserve"> </w:t>
-      </w:r>
-      <w:r>
-        <w:rPr>
-          <w:rFonts w:ascii="Garamond" w:hAnsi="Garamond"/>
-        </w:rPr>
-        <w:t>production targets. One example is software that</w:t>
-      </w:r>
-      <w:r>
-        <w:rPr>
-          <w:rFonts w:ascii="Garamond" w:hAnsi="Garamond"/>
-        </w:rPr>
-        <w:t xml:space="preserve"> </w:t>
-      </w:r>
-      <w:r>
-        <w:rPr>
-          <w:rFonts w:ascii="Garamond" w:hAnsi="Garamond"/>
-        </w:rPr>
-        <w:t>helps employers identify a worker’s most productive</w:t>
-      </w:r>
-      <w:r>
-        <w:rPr>
-          <w:rFonts w:ascii="Garamond" w:hAnsi="Garamond"/>
-        </w:rPr>
-        <w:t xml:space="preserve"> </w:t>
-      </w:r>
-      <w:r>
-        <w:rPr>
-          <w:rFonts w:ascii="Garamond" w:hAnsi="Garamond"/>
-        </w:rPr>
-        <w:t>tasks by monitoring their desktop, calendar and</w:t>
-      </w:r>
-      <w:r>
-        <w:rPr>
-          <w:rFonts w:ascii="Garamond" w:hAnsi="Garamond"/>
-        </w:rPr>
-        <w:t xml:space="preserve"> </w:t>
-      </w:r>
-      <w:r>
-        <w:rPr>
-          <w:rFonts w:ascii="Garamond" w:hAnsi="Garamond"/>
-        </w:rPr>
-        <w:t>even webcam (to ensure they are “sitting where</w:t>
-      </w:r>
-      <w:r>
-        <w:rPr>
-          <w:rFonts w:ascii="Garamond" w:hAnsi="Garamond"/>
-        </w:rPr>
-        <w:t xml:space="preserve"> </w:t>
-      </w:r>
-      <w:r>
-        <w:rPr>
-          <w:rFonts w:ascii="Garamond" w:hAnsi="Garamond"/>
-        </w:rPr>
-        <w:t>they should be”).</w:t>
+        <w:t xml:space="preserve">One challenge to positive vision 4 noted by many experts is that the incentives to automate are currently misaligned. Above all, experts are worried that the current tax structure is far too </w:t>
+      </w:r>
+      <w:proofErr w:type="spellStart"/>
+      <w:r>
+        <w:rPr>
+          <w:rFonts w:ascii="Garamond" w:hAnsi="Garamond"/>
+        </w:rPr>
+        <w:t>favourable</w:t>
+      </w:r>
+      <w:proofErr w:type="spellEnd"/>
+      <w:r>
+        <w:rPr>
+          <w:rFonts w:ascii="Garamond" w:hAnsi="Garamond"/>
+        </w:rPr>
+        <w:t xml:space="preserve"> to automation, encouraging companies to substitute workers rather than complement them. Many developed economies thus suffer from a taxation imbalance between investments in </w:t>
+      </w:r>
+      <w:proofErr w:type="spellStart"/>
+      <w:r>
+        <w:rPr>
+          <w:rFonts w:ascii="Garamond" w:hAnsi="Garamond"/>
+        </w:rPr>
+        <w:t>labour</w:t>
+      </w:r>
+      <w:proofErr w:type="spellEnd"/>
+      <w:r>
+        <w:rPr>
+          <w:rFonts w:ascii="Garamond" w:hAnsi="Garamond"/>
+        </w:rPr>
+        <w:t xml:space="preserve"> and investments in capital: the latter generally enjoy tax advantages, but the former are often seen as a tax burden. Olaf </w:t>
+      </w:r>
+      <w:proofErr w:type="spellStart"/>
+      <w:r>
+        <w:rPr>
+          <w:rFonts w:ascii="Garamond" w:hAnsi="Garamond"/>
+        </w:rPr>
+        <w:t>Groth</w:t>
+      </w:r>
+      <w:proofErr w:type="spellEnd"/>
+      <w:r>
+        <w:rPr>
+          <w:rFonts w:ascii="Garamond" w:hAnsi="Garamond"/>
+        </w:rPr>
+        <w:t>, Professor of Global Strategy, Innovation and Economics at HULT International Business School, added that upgrades in technology can be capitalized, whereas the upskilling and training of workers cannot. Erik Brynjolfsson, Director of the Stanford Digital Economy Lab, painted a clear picture of the challenge: currently, if an entrepreneur has two $1 billion ideas, one of which involves employing thousands of people and the other no people at all, the government is likely to collect far more tax revenue from the former. Put another way, governments impose a heavier financial penalty on ideas that employ more people.</w:t>
       </w:r>
     </w:p>
     <w:p>
@@ -3330,8 +2643,7 @@
           <w:b/>
           <w:bCs/>
         </w:rPr>
-        <w:lastRenderedPageBreak/>
-        <w:t>Policies to achieve positive vision 5</w:t>
+        <w:t>Policies to achieve positive vision 4</w:t>
       </w:r>
       <w:r>
         <w:rPr>
@@ -3351,393 +2663,21 @@
         <w:rPr>
           <w:rFonts w:ascii="Garamond" w:hAnsi="Garamond"/>
         </w:rPr>
-        <w:t>Experts identified several policies that would be</w:t>
-      </w:r>
-      <w:r>
-        <w:rPr>
-          <w:rFonts w:ascii="Garamond" w:hAnsi="Garamond"/>
-        </w:rPr>
-        <w:t xml:space="preserve"> </w:t>
-      </w:r>
-      <w:r>
-        <w:rPr>
-          <w:rFonts w:ascii="Garamond" w:hAnsi="Garamond"/>
-        </w:rPr>
-        <w:t>useful to achieve positive vision 5. To increase well-being at work, it was thought essential to establish</w:t>
-      </w:r>
-      <w:r>
-        <w:rPr>
-          <w:rFonts w:ascii="Garamond" w:hAnsi="Garamond"/>
-        </w:rPr>
-        <w:t xml:space="preserve"> </w:t>
-      </w:r>
-      <w:r>
-        <w:rPr>
-          <w:rFonts w:ascii="Garamond" w:hAnsi="Garamond"/>
-        </w:rPr>
-        <w:t>robust guard rails to protect people from being</w:t>
-      </w:r>
-      <w:r>
-        <w:rPr>
-          <w:rFonts w:ascii="Garamond" w:hAnsi="Garamond"/>
-        </w:rPr>
-        <w:t xml:space="preserve"> </w:t>
-      </w:r>
-      <w:r>
-        <w:rPr>
-          <w:rFonts w:ascii="Garamond" w:hAnsi="Garamond"/>
-        </w:rPr>
-        <w:t>exploited by AI systems, and also to safeguard their</w:t>
-      </w:r>
-      <w:r>
-        <w:rPr>
-          <w:rFonts w:ascii="Garamond" w:hAnsi="Garamond"/>
-        </w:rPr>
-        <w:t xml:space="preserve"> </w:t>
-      </w:r>
-      <w:r>
-        <w:rPr>
-          <w:rFonts w:ascii="Garamond" w:hAnsi="Garamond"/>
-        </w:rPr>
-        <w:t>working conditions. Experts cited the “platform</w:t>
-      </w:r>
-      <w:r>
-        <w:rPr>
-          <w:rFonts w:ascii="Garamond" w:hAnsi="Garamond"/>
-        </w:rPr>
-        <w:t xml:space="preserve"> </w:t>
-      </w:r>
-      <w:r>
-        <w:rPr>
-          <w:rFonts w:ascii="Garamond" w:hAnsi="Garamond"/>
-        </w:rPr>
-        <w:t>economy” as a specific area of concern. In addition,</w:t>
-      </w:r>
-      <w:r>
-        <w:rPr>
-          <w:rFonts w:ascii="Garamond" w:hAnsi="Garamond"/>
-        </w:rPr>
-        <w:t xml:space="preserve"> </w:t>
-      </w:r>
-      <w:r>
-        <w:rPr>
-          <w:rFonts w:ascii="Garamond" w:hAnsi="Garamond"/>
-        </w:rPr>
-        <w:t>Salomons referred to suggestive evidence that</w:t>
-      </w:r>
-      <w:r>
-        <w:rPr>
-          <w:rFonts w:ascii="Garamond" w:hAnsi="Garamond"/>
-        </w:rPr>
-        <w:t xml:space="preserve"> </w:t>
-      </w:r>
-      <w:r>
-        <w:rPr>
-          <w:rFonts w:ascii="Garamond" w:hAnsi="Garamond"/>
-        </w:rPr>
-        <w:t>having workers represented on corporate boards</w:t>
-      </w:r>
-      <w:r>
-        <w:rPr>
-          <w:rFonts w:ascii="Garamond" w:hAnsi="Garamond"/>
-        </w:rPr>
-        <w:t xml:space="preserve"> </w:t>
-      </w:r>
-      <w:r>
-        <w:rPr>
-          <w:rFonts w:ascii="Garamond" w:hAnsi="Garamond"/>
-        </w:rPr>
-        <w:t>of directors could improve worker outcomes and</w:t>
-      </w:r>
-      <w:r>
-        <w:rPr>
-          <w:rFonts w:ascii="Garamond" w:hAnsi="Garamond"/>
-        </w:rPr>
-        <w:t xml:space="preserve"> </w:t>
-      </w:r>
-      <w:r>
-        <w:rPr>
-          <w:rFonts w:ascii="Garamond" w:hAnsi="Garamond"/>
-        </w:rPr>
-        <w:t>help shape a firm’s long-term investment strategies.</w:t>
-      </w:r>
-      <w:r>
-        <w:rPr>
-          <w:rFonts w:ascii="Garamond" w:hAnsi="Garamond"/>
-        </w:rPr>
-        <w:t xml:space="preserve"> </w:t>
-      </w:r>
-      <w:r>
-        <w:rPr>
-          <w:rFonts w:ascii="Garamond" w:hAnsi="Garamond"/>
-        </w:rPr>
-        <w:t>Further study of this proposal is needed.</w:t>
-      </w:r>
-    </w:p>
-    <w:p>
-      <w:pPr>
-        <w:spacing w:before="240" w:line="360" w:lineRule="auto"/>
-        <w:rPr>
-          <w:rFonts w:ascii="Garamond" w:hAnsi="Garamond"/>
-        </w:rPr>
-      </w:pPr>
-      <w:r>
-        <w:rPr>
-          <w:rFonts w:ascii="Garamond" w:hAnsi="Garamond"/>
-        </w:rPr>
-        <w:t>Another solution mentioned by some is to push</w:t>
-      </w:r>
-      <w:r>
-        <w:rPr>
-          <w:rFonts w:ascii="Garamond" w:hAnsi="Garamond"/>
-        </w:rPr>
-        <w:t xml:space="preserve"> </w:t>
-      </w:r>
-      <w:r>
-        <w:rPr>
-          <w:rFonts w:ascii="Garamond" w:hAnsi="Garamond"/>
-        </w:rPr>
-        <w:t>governments to invest in beneficial AI research. Acemoglu, for instance, said the</w:t>
-      </w:r>
-      <w:r>
-        <w:rPr>
-          <w:rFonts w:ascii="Garamond" w:hAnsi="Garamond"/>
-        </w:rPr>
-        <w:t xml:space="preserve"> </w:t>
-      </w:r>
-      <w:r>
-        <w:rPr>
-          <w:rFonts w:ascii="Garamond" w:hAnsi="Garamond"/>
-        </w:rPr>
-        <w:t>public sector needs more human capital, as the</w:t>
-      </w:r>
-      <w:r>
-        <w:rPr>
-          <w:rFonts w:ascii="Garamond" w:hAnsi="Garamond"/>
-        </w:rPr>
-        <w:t xml:space="preserve"> </w:t>
-      </w:r>
-      <w:r>
-        <w:rPr>
-          <w:rFonts w:ascii="Garamond" w:hAnsi="Garamond"/>
-        </w:rPr>
-        <w:t>best talent currently works in the private sector.</w:t>
-      </w:r>
-      <w:r>
-        <w:rPr>
-          <w:rFonts w:ascii="Garamond" w:hAnsi="Garamond"/>
-        </w:rPr>
-        <w:t xml:space="preserve"> </w:t>
-      </w:r>
-      <w:r>
-        <w:rPr>
-          <w:rFonts w:ascii="Garamond" w:hAnsi="Garamond"/>
-        </w:rPr>
-        <w:t>Furthermore, it was noted that policies should</w:t>
-      </w:r>
-      <w:r>
-        <w:rPr>
-          <w:rFonts w:ascii="Garamond" w:hAnsi="Garamond"/>
-        </w:rPr>
-        <w:t xml:space="preserve"> </w:t>
-      </w:r>
-      <w:r>
-        <w:rPr>
-          <w:rFonts w:ascii="Garamond" w:hAnsi="Garamond"/>
-        </w:rPr>
-        <w:t>encourage research communities and start-ups</w:t>
-      </w:r>
-      <w:r>
-        <w:rPr>
-          <w:rFonts w:ascii="Garamond" w:hAnsi="Garamond"/>
-        </w:rPr>
-        <w:t xml:space="preserve"> </w:t>
-      </w:r>
-      <w:r>
-        <w:rPr>
-          <w:rFonts w:ascii="Garamond" w:hAnsi="Garamond"/>
-        </w:rPr>
-        <w:t>to think about the type of AI applications they are</w:t>
-      </w:r>
-      <w:r>
-        <w:rPr>
-          <w:rFonts w:ascii="Garamond" w:hAnsi="Garamond"/>
-        </w:rPr>
-        <w:t xml:space="preserve"> </w:t>
-      </w:r>
-      <w:r>
-        <w:rPr>
-          <w:rFonts w:ascii="Garamond" w:hAnsi="Garamond"/>
-        </w:rPr>
-        <w:t>developing: do they complement or substitute for</w:t>
-      </w:r>
-      <w:r>
-        <w:rPr>
-          <w:rFonts w:ascii="Garamond" w:hAnsi="Garamond"/>
-        </w:rPr>
-        <w:t xml:space="preserve"> </w:t>
-      </w:r>
-      <w:r>
-        <w:rPr>
-          <w:rFonts w:ascii="Garamond" w:hAnsi="Garamond"/>
-        </w:rPr>
-        <w:t>humans? For example, it would be useful to invest</w:t>
-      </w:r>
-      <w:r>
-        <w:rPr>
-          <w:rFonts w:ascii="Garamond" w:hAnsi="Garamond"/>
-        </w:rPr>
-        <w:t xml:space="preserve"> </w:t>
-      </w:r>
-      <w:r>
-        <w:rPr>
-          <w:rFonts w:ascii="Garamond" w:hAnsi="Garamond"/>
-        </w:rPr>
-        <w:t>in AI technologies that help teachers to achieve</w:t>
-      </w:r>
-      <w:r>
-        <w:rPr>
-          <w:rFonts w:ascii="Garamond" w:hAnsi="Garamond"/>
-        </w:rPr>
-        <w:t xml:space="preserve"> </w:t>
-      </w:r>
-      <w:r>
-        <w:rPr>
-          <w:rFonts w:ascii="Garamond" w:hAnsi="Garamond"/>
-        </w:rPr>
-        <w:t>their goals (rather than replacing them); since</w:t>
-      </w:r>
-      <w:r>
-        <w:rPr>
-          <w:rFonts w:ascii="Garamond" w:hAnsi="Garamond"/>
-        </w:rPr>
-        <w:t xml:space="preserve"> </w:t>
-      </w:r>
-      <w:r>
-        <w:rPr>
-          <w:rFonts w:ascii="Garamond" w:hAnsi="Garamond"/>
-        </w:rPr>
-        <w:t>teachers are often overworked, new technologies</w:t>
-      </w:r>
-      <w:r>
-        <w:rPr>
-          <w:rFonts w:ascii="Garamond" w:hAnsi="Garamond"/>
-        </w:rPr>
-        <w:t xml:space="preserve"> </w:t>
-      </w:r>
-      <w:r>
-        <w:rPr>
-          <w:rFonts w:ascii="Garamond" w:hAnsi="Garamond"/>
-        </w:rPr>
-        <w:t>could save time to help them focus on student</w:t>
-      </w:r>
-      <w:r>
-        <w:rPr>
-          <w:rFonts w:ascii="Garamond" w:hAnsi="Garamond"/>
-        </w:rPr>
-        <w:t xml:space="preserve"> </w:t>
-      </w:r>
-      <w:r>
-        <w:rPr>
-          <w:rFonts w:ascii="Garamond" w:hAnsi="Garamond"/>
-        </w:rPr>
-        <w:t>interaction. These policies, it was suggested,</w:t>
-      </w:r>
-      <w:r>
-        <w:rPr>
-          <w:rFonts w:ascii="Garamond" w:hAnsi="Garamond"/>
-        </w:rPr>
-        <w:t xml:space="preserve"> </w:t>
-      </w:r>
-      <w:r>
-        <w:rPr>
-          <w:rFonts w:ascii="Garamond" w:hAnsi="Garamond"/>
-        </w:rPr>
-        <w:t>should likewise take into account the societal</w:t>
-      </w:r>
-      <w:r>
-        <w:rPr>
-          <w:rFonts w:ascii="Garamond" w:hAnsi="Garamond"/>
-        </w:rPr>
-        <w:t xml:space="preserve"> </w:t>
-      </w:r>
-      <w:r>
-        <w:rPr>
-          <w:rFonts w:ascii="Garamond" w:hAnsi="Garamond"/>
-        </w:rPr>
-        <w:t>consequences of replacing workers – such as truck</w:t>
-      </w:r>
-      <w:r>
-        <w:rPr>
-          <w:rFonts w:ascii="Garamond" w:hAnsi="Garamond"/>
-        </w:rPr>
-        <w:t xml:space="preserve"> </w:t>
-      </w:r>
-      <w:r>
-        <w:rPr>
-          <w:rFonts w:ascii="Garamond" w:hAnsi="Garamond"/>
-        </w:rPr>
-        <w:t>drivers – who might not currently have many other</w:t>
-      </w:r>
-      <w:r>
-        <w:rPr>
-          <w:rFonts w:ascii="Garamond" w:hAnsi="Garamond"/>
-        </w:rPr>
-        <w:t xml:space="preserve"> </w:t>
-      </w:r>
-      <w:r>
-        <w:rPr>
-          <w:rFonts w:ascii="Garamond" w:hAnsi="Garamond"/>
-        </w:rPr>
-        <w:t>feasible options for work. Restrepo stressed that</w:t>
-      </w:r>
-      <w:r>
-        <w:rPr>
-          <w:rFonts w:ascii="Garamond" w:hAnsi="Garamond"/>
-        </w:rPr>
-        <w:t xml:space="preserve"> </w:t>
-      </w:r>
-      <w:r>
-        <w:rPr>
-          <w:rFonts w:ascii="Garamond" w:hAnsi="Garamond"/>
-        </w:rPr>
-        <w:t>replacing those aspects of a job that contribute</w:t>
-      </w:r>
-      <w:r>
-        <w:rPr>
-          <w:rFonts w:ascii="Garamond" w:hAnsi="Garamond"/>
-        </w:rPr>
-        <w:t xml:space="preserve"> </w:t>
-      </w:r>
-      <w:r>
-        <w:rPr>
-          <w:rFonts w:ascii="Garamond" w:hAnsi="Garamond"/>
-        </w:rPr>
-        <w:t>least to well-being is a welcome development</w:t>
-      </w:r>
-      <w:r>
-        <w:rPr>
-          <w:rFonts w:ascii="Garamond" w:hAnsi="Garamond"/>
-        </w:rPr>
-        <w:t xml:space="preserve"> a</w:t>
-      </w:r>
-      <w:r>
-        <w:rPr>
-          <w:rFonts w:ascii="Garamond" w:hAnsi="Garamond"/>
-        </w:rPr>
-        <w:t>lthough great care should be taken before</w:t>
-      </w:r>
-      <w:r>
-        <w:rPr>
-          <w:rFonts w:ascii="Garamond" w:hAnsi="Garamond"/>
-        </w:rPr>
-        <w:t xml:space="preserve"> </w:t>
-      </w:r>
-      <w:r>
-        <w:rPr>
-          <w:rFonts w:ascii="Garamond" w:hAnsi="Garamond"/>
-        </w:rPr>
-        <w:t>replacing a job in its entirety.</w:t>
+        <w:t xml:space="preserve">The set of policies that experts proposed to achieve positive vision 4 involved making tax structures more conducive to developing and using technologies that complement human beings rather than substitute for them. The aim would be to reward those who create technologies that complement work. Brynjolfsson and McAfee (2014) suggested considering various ideas: “Use taxes, regulation, contests, grand challenges or other incentives to try to direct technical change toward machines that augment human ability rather than substitute for it, toward new goods and services and away from </w:t>
+      </w:r>
+      <w:proofErr w:type="spellStart"/>
+      <w:r>
+        <w:rPr>
+          <w:rFonts w:ascii="Garamond" w:hAnsi="Garamond"/>
+        </w:rPr>
+        <w:t>labour</w:t>
+      </w:r>
+      <w:proofErr w:type="spellEnd"/>
+      <w:r>
+        <w:rPr>
+          <w:rFonts w:ascii="Garamond" w:hAnsi="Garamond"/>
+        </w:rPr>
+        <w:t xml:space="preserve"> savings.”</w:t>
       </w:r>
     </w:p>
     <w:p>
@@ -3759,21 +2699,55 @@
           <w:sz w:val="32"/>
           <w:szCs w:val="32"/>
         </w:rPr>
-        <w:t>Positive vision 6: Civic empowerment and human flourishing</w:t>
-      </w:r>
-    </w:p>
-    <w:p>
-      <w:pPr>
-        <w:spacing w:before="240" w:line="360" w:lineRule="auto"/>
-        <w:rPr>
-          <w:rFonts w:ascii="Garamond" w:hAnsi="Garamond"/>
-        </w:rPr>
-      </w:pPr>
-      <w:r>
-        <w:rPr>
-          <w:rFonts w:ascii="Garamond" w:hAnsi="Garamond"/>
-        </w:rPr>
-        <w:t xml:space="preserve">In this scenario, humans would be free of unpleasant labour, contributing to society instead through valuable unpaid activities. It is hard to imagine what this world of remarkable abundance might look like: in one of the workshops, </w:t>
+        <w:t xml:space="preserve">Positive vision </w:t>
+      </w:r>
+      <w:r>
+        <w:rPr>
+          <w:rFonts w:ascii="Garamond" w:hAnsi="Garamond"/>
+          <w:b/>
+          <w:bCs/>
+          <w:sz w:val="32"/>
+          <w:szCs w:val="32"/>
+        </w:rPr>
+        <w:t>5</w:t>
+      </w:r>
+      <w:r>
+        <w:rPr>
+          <w:rFonts w:ascii="Garamond" w:hAnsi="Garamond"/>
+          <w:b/>
+          <w:bCs/>
+          <w:sz w:val="32"/>
+          <w:szCs w:val="32"/>
+        </w:rPr>
+        <w:t>: Civic empowerment and human flourishing</w:t>
+      </w:r>
+    </w:p>
+    <w:p>
+      <w:pPr>
+        <w:spacing w:before="240" w:line="360" w:lineRule="auto"/>
+        <w:rPr>
+          <w:rFonts w:ascii="Garamond" w:hAnsi="Garamond"/>
+        </w:rPr>
+      </w:pPr>
+      <w:r>
+        <w:rPr>
+          <w:rFonts w:ascii="Garamond" w:hAnsi="Garamond"/>
+        </w:rPr>
+        <w:t xml:space="preserve">In this scenario, humans would be free of unpleasant </w:t>
+      </w:r>
+      <w:proofErr w:type="spellStart"/>
+      <w:r>
+        <w:rPr>
+          <w:rFonts w:ascii="Garamond" w:hAnsi="Garamond"/>
+        </w:rPr>
+        <w:t>labour</w:t>
+      </w:r>
+      <w:proofErr w:type="spellEnd"/>
+      <w:r>
+        <w:rPr>
+          <w:rFonts w:ascii="Garamond" w:hAnsi="Garamond"/>
+        </w:rPr>
+        <w:t xml:space="preserve">, contributing to society instead through valuable unpaid activities. It is hard to imagine what this world of remarkable abundance might look like: in one of the workshops, </w:t>
       </w:r>
       <w:r>
         <w:rPr>
@@ -3799,7 +2773,14 @@
         <w:rPr>
           <w:rFonts w:ascii="Garamond" w:hAnsi="Garamond"/>
         </w:rPr>
-        <w:t xml:space="preserve"> prompted this report’s authors to use Star Trek as an inspiration. Characters in the series use a replicator, a machine that produces anything; in this extraordinary world, there would be no need for price-setting or markets – and no need for money at all – as the price of everything would be zero. Work would no longer be something people traditionally do to earn a living, attain status or fill life with meaning. Instead, it would serve the purposes of exploration, self-improvement, philosophy and meditation. AI, it is said, would be the ultimate “public good” – a non-rivalrous and non-exclusive good whose use by one person does not prevent anybody else from using it. And if people’s basic needs are covered, they can devote time to other things they find enjoyable.</w:t>
+        <w:t xml:space="preserve"> prompted this report’s authors to use Star Trek as an inspiration. Characters in the series use a replicator, a machine that produces anything; in this extraordinary world, there would be no need for price-setting or markets – and no need for money at all – as the price of everything would be zero. Work would no longer be something people traditionally do to earn a living, attain status or fill life with meaning. Instead, it would serve the purposes of exploration, self-improvement, philosophy and meditation. AI, it is said, would be the ultimate “public good” – a non-rivalrous and non-exclusive good whose use by </w:t>
+      </w:r>
+      <w:r>
+        <w:rPr>
+          <w:rFonts w:ascii="Garamond" w:hAnsi="Garamond"/>
+        </w:rPr>
+        <w:lastRenderedPageBreak/>
+        <w:t>one person does not prevent anybody else from using it. And if people’s basic needs are covered, they can devote time to other things they find enjoyable.</w:t>
       </w:r>
     </w:p>
     <w:p>
@@ -3883,7 +2864,7 @@
           <w:b/>
           <w:bCs/>
         </w:rPr>
-        <w:t>Key challenges to positive vision 6</w:t>
+        <w:t xml:space="preserve">Key challenges to positive vision </w:t>
       </w:r>
       <w:r>
         <w:rPr>
@@ -3891,88 +2872,119 @@
           <w:b/>
           <w:bCs/>
         </w:rPr>
-        <w:t>:</w:t>
-      </w:r>
-      <w:r>
-        <w:rPr>
-          <w:rFonts w:ascii="Garamond" w:hAnsi="Garamond"/>
-        </w:rPr>
-        <w:t xml:space="preserve"> </w:t>
-      </w:r>
-      <w:r>
-        <w:rPr>
-          <w:rFonts w:ascii="Garamond" w:hAnsi="Garamond"/>
-        </w:rPr>
-        <w:t>E</w:t>
-      </w:r>
-      <w:r>
-        <w:rPr>
-          <w:rFonts w:ascii="Garamond" w:hAnsi="Garamond"/>
-        </w:rPr>
-        <w:t xml:space="preserve">xperts understandably anticipated several challenges to achieving this vision. To begin with, a workless future might be felt to be meaningless – particularly given the strong empirical evidence that work is a critical source of meaning and purpose. Brynjolfsson quoted Voltaire’s maxim that work keeps three great evils at bay: boredom, vice and need. Need is the easiest to fix, but ways for people to find meaning in life are also required. Even more so, Weyl added the notion, which he attributed to the philosopher Michael Sandel, that by being part of a working society people are given the chance to influence and contribute to the social system in which they live. While there may be a lot of short-term rewards in eating crisps and playing video games, this may not add up to an </w:t>
-      </w:r>
-      <w:r>
-        <w:rPr>
-          <w:rFonts w:ascii="Garamond" w:hAnsi="Garamond"/>
-        </w:rPr>
-        <w:t xml:space="preserve">[meaningful] </w:t>
-      </w:r>
-      <w:r>
-        <w:rPr>
-          <w:rFonts w:ascii="Garamond" w:hAnsi="Garamond"/>
-        </w:rPr>
-        <w:t>existence. Groth, nevertheless, warned against assuming that people will be unable to adapt by engaging in other meaningful activities such as travelling, organizing common-interest groups and curating gardens.</w:t>
-      </w:r>
-    </w:p>
-    <w:p>
-      <w:pPr>
-        <w:spacing w:before="240" w:line="360" w:lineRule="auto"/>
-        <w:rPr>
-          <w:rFonts w:ascii="Garamond" w:hAnsi="Garamond"/>
-        </w:rPr>
-      </w:pPr>
-      <w:r>
-        <w:rPr>
-          <w:rFonts w:ascii="Garamond" w:hAnsi="Garamond"/>
-        </w:rPr>
-        <w:t>Moreover, it was said that, if not everyone participates in creating value, this could fuel a new imbalance of power, with a limited set of non-automated tasks reserved only for a minority. Kanta Dihal, Senior Research Fellow at the Leverhulme Centre for the Future of Intelligence, University of Cambridge, addressed additional uncertainties about what role a person ought to play in a society where AI can do everything better. If work is no longer there to give purpose and direction to a person’s life, if it is no longer a source of pride and identity, what should take its place?</w:t>
-      </w:r>
-    </w:p>
-    <w:p>
-      <w:pPr>
-        <w:spacing w:before="240" w:line="360" w:lineRule="auto"/>
-        <w:rPr>
-          <w:rFonts w:ascii="Garamond" w:hAnsi="Garamond"/>
-        </w:rPr>
-      </w:pPr>
-      <w:r>
-        <w:rPr>
-          <w:rFonts w:ascii="Garamond" w:hAnsi="Garamond"/>
-        </w:rPr>
-        <w:t>Some workshop participants also pointed out the possible problem of there not being strong incentives for people to be educated and contribute to a flourishing society, which would lead to a stagnating future exemplified in the apathy of people in the animated movie WALL-E.</w:t>
-      </w:r>
-    </w:p>
-    <w:p>
-      <w:pPr>
-        <w:spacing w:before="240" w:line="360" w:lineRule="auto"/>
-        <w:rPr>
-          <w:rFonts w:ascii="Garamond" w:hAnsi="Garamond"/>
-        </w:rPr>
-      </w:pPr>
+        <w:t>5</w:t>
+      </w:r>
       <w:r>
         <w:rPr>
           <w:rFonts w:ascii="Garamond" w:hAnsi="Garamond"/>
           <w:b/>
           <w:bCs/>
         </w:rPr>
-        <w:t>Policies to achieve positive vision 6</w:t>
-      </w:r>
+        <w:t>:</w:t>
+      </w:r>
+      <w:r>
+        <w:rPr>
+          <w:rFonts w:ascii="Garamond" w:hAnsi="Garamond"/>
+        </w:rPr>
+        <w:t xml:space="preserve"> </w:t>
+      </w:r>
+      <w:r>
+        <w:rPr>
+          <w:rFonts w:ascii="Garamond" w:hAnsi="Garamond"/>
+        </w:rPr>
+        <w:t>E</w:t>
+      </w:r>
+      <w:r>
+        <w:rPr>
+          <w:rFonts w:ascii="Garamond" w:hAnsi="Garamond"/>
+        </w:rPr>
+        <w:t xml:space="preserve">xperts understandably anticipated several challenges to achieving this vision. To begin with, a workless future might be felt to be meaningless – particularly given the strong empirical evidence that work is a critical source of meaning and purpose. Brynjolfsson quoted Voltaire’s maxim that work keeps three great evils at bay: boredom, vice and need. Need is the easiest to fix, but ways for people to find meaning in life are also required. Even more so, Weyl added the notion, which he attributed to the philosopher Michael Sandel, that by being part of a working society people are given the chance to influence and contribute to the social system in which they live. While there may be a lot of short-term rewards in eating crisps and playing video games, this may not add up to an </w:t>
+      </w:r>
+      <w:r>
+        <w:rPr>
+          <w:rFonts w:ascii="Garamond" w:hAnsi="Garamond"/>
+        </w:rPr>
+        <w:t xml:space="preserve">[meaningful] </w:t>
+      </w:r>
+      <w:r>
+        <w:rPr>
+          <w:rFonts w:ascii="Garamond" w:hAnsi="Garamond"/>
+        </w:rPr>
+        <w:t xml:space="preserve">existence. </w:t>
+      </w:r>
+      <w:proofErr w:type="spellStart"/>
+      <w:r>
+        <w:rPr>
+          <w:rFonts w:ascii="Garamond" w:hAnsi="Garamond"/>
+        </w:rPr>
+        <w:t>Groth</w:t>
+      </w:r>
+      <w:proofErr w:type="spellEnd"/>
+      <w:r>
+        <w:rPr>
+          <w:rFonts w:ascii="Garamond" w:hAnsi="Garamond"/>
+        </w:rPr>
+        <w:t>, nevertheless, warned against assuming that people will be unable to adapt by engaging in other meaningful activities such as travelling, organizing common-interest groups and curating gardens.</w:t>
+      </w:r>
+    </w:p>
+    <w:p>
+      <w:pPr>
+        <w:spacing w:before="240" w:line="360" w:lineRule="auto"/>
+        <w:rPr>
+          <w:rFonts w:ascii="Garamond" w:hAnsi="Garamond"/>
+        </w:rPr>
+      </w:pPr>
+      <w:r>
+        <w:rPr>
+          <w:rFonts w:ascii="Garamond" w:hAnsi="Garamond"/>
+        </w:rPr>
+        <w:lastRenderedPageBreak/>
+        <w:t>Moreover, it was said that, if not everyone participates in creating value, this could fuel a new imbalance of power, with a limited set of non-automated tasks reserved only for a minority. Kanta Dihal, Senior Research Fellow at the Leverhulme Centre for the Future of Intelligence, University of Cambridge, addressed additional uncertainties about what role a person ought to play in a society where AI can do everything better. If work is no longer there to give purpose and direction to a person’s life, if it is no longer a source of pride and identity, what should take its place?</w:t>
+      </w:r>
+    </w:p>
+    <w:p>
+      <w:pPr>
+        <w:spacing w:before="240" w:line="360" w:lineRule="auto"/>
+        <w:rPr>
+          <w:rFonts w:ascii="Garamond" w:hAnsi="Garamond"/>
+        </w:rPr>
+      </w:pPr>
+      <w:r>
+        <w:rPr>
+          <w:rFonts w:ascii="Garamond" w:hAnsi="Garamond"/>
+        </w:rPr>
+        <w:t>Some workshop participants also pointed out the possible problem of there not being strong incentives for people to be educated and contribute to a flourishing society, which would lead to a stagnating future exemplified in the apathy of people in the animated movie WALL-E.</w:t>
+      </w:r>
+    </w:p>
+    <w:p>
+      <w:pPr>
+        <w:spacing w:before="240" w:line="360" w:lineRule="auto"/>
+        <w:rPr>
+          <w:rFonts w:ascii="Garamond" w:hAnsi="Garamond"/>
+        </w:rPr>
+      </w:pPr>
       <w:r>
         <w:rPr>
           <w:rFonts w:ascii="Garamond" w:hAnsi="Garamond"/>
           <w:b/>
           <w:bCs/>
         </w:rPr>
+        <w:t xml:space="preserve">Policies to achieve positive vision </w:t>
+      </w:r>
+      <w:r>
+        <w:rPr>
+          <w:rFonts w:ascii="Garamond" w:hAnsi="Garamond"/>
+          <w:b/>
+          <w:bCs/>
+        </w:rPr>
+        <w:t>5</w:t>
+      </w:r>
+      <w:r>
+        <w:rPr>
+          <w:rFonts w:ascii="Garamond" w:hAnsi="Garamond"/>
+          <w:b/>
+          <w:bCs/>
+        </w:rPr>
         <w:t>:</w:t>
       </w:r>
       <w:r>
@@ -3985,16 +2997,31 @@
         <w:rPr>
           <w:rFonts w:ascii="Garamond" w:hAnsi="Garamond"/>
         </w:rPr>
-        <w:t>Some experts said that, to overcome these challenges unpaid activities need to be created that allow people to contribute. To do so, Susskind (2020) has suggested that governments set up a programme to create jobs for people who want them.</w:t>
-      </w:r>
-    </w:p>
-    <w:p>
-      <w:pPr>
-        <w:spacing w:before="240" w:line="360" w:lineRule="auto"/>
-        <w:rPr>
-          <w:rFonts w:ascii="Garamond" w:hAnsi="Garamond"/>
-        </w:rPr>
-      </w:pPr>
+        <w:t xml:space="preserve">Some experts said that, to overcome these challenges unpaid activities need to be created that allow people to contribute. To do so, Susskind (2020) has suggested that governments set up a </w:t>
+      </w:r>
+      <w:proofErr w:type="spellStart"/>
+      <w:r>
+        <w:rPr>
+          <w:rFonts w:ascii="Garamond" w:hAnsi="Garamond"/>
+        </w:rPr>
+        <w:t>programme</w:t>
+      </w:r>
+      <w:proofErr w:type="spellEnd"/>
+      <w:r>
+        <w:rPr>
+          <w:rFonts w:ascii="Garamond" w:hAnsi="Garamond"/>
+        </w:rPr>
+        <w:t xml:space="preserve"> to create jobs for people who want them.</w:t>
+      </w:r>
+    </w:p>
+    <w:p>
+      <w:pPr>
+        <w:spacing w:before="240" w:line="360" w:lineRule="auto"/>
+        <w:rPr>
+          <w:rFonts w:ascii="Garamond" w:hAnsi="Garamond"/>
+        </w:rPr>
+      </w:pPr>
+      <w:proofErr w:type="gramStart"/>
       <w:r>
         <w:rPr>
           <w:rFonts w:ascii="Garamond" w:hAnsi="Garamond"/>
@@ -4017,7 +3044,14 @@
         <w:rPr>
           <w:rFonts w:ascii="Garamond" w:hAnsi="Garamond"/>
         </w:rPr>
-        <w:t>, was also discussed as a policy solution. According to Bell, most UBI experiments show that people take the money and devote their time to doing something that is</w:t>
+        <w:t>,</w:t>
+      </w:r>
+      <w:proofErr w:type="gramEnd"/>
+      <w:r>
+        <w:rPr>
+          <w:rFonts w:ascii="Garamond" w:hAnsi="Garamond"/>
+        </w:rPr>
+        <w:t xml:space="preserve"> was also discussed as a policy solution. According to Bell, most UBI experiments show that people take the money and devote their time to doing something that is</w:t>
       </w:r>
       <w:r>
         <w:rPr>
@@ -4173,19 +3207,41 @@
         <w:rPr>
           <w:rFonts w:ascii="Garamond" w:hAnsi="Garamond"/>
         </w:rPr>
-        <w:t>if other solutions did not succeed. He saw this</w:t>
-      </w:r>
-      <w:r>
-        <w:rPr>
-          <w:rFonts w:ascii="Garamond" w:hAnsi="Garamond"/>
-        </w:rPr>
-        <w:t xml:space="preserve"> </w:t>
-      </w:r>
-      <w:r>
-        <w:rPr>
-          <w:rFonts w:ascii="Garamond" w:hAnsi="Garamond"/>
-        </w:rPr>
-        <w:t>as a way to avoid a future in which most of the</w:t>
+        <w:t xml:space="preserve">if other solutions </w:t>
+      </w:r>
+      <w:proofErr w:type="gramStart"/>
+      <w:r>
+        <w:rPr>
+          <w:rFonts w:ascii="Garamond" w:hAnsi="Garamond"/>
+        </w:rPr>
+        <w:t>did not succeed</w:t>
+      </w:r>
+      <w:proofErr w:type="gramEnd"/>
+      <w:r>
+        <w:rPr>
+          <w:rFonts w:ascii="Garamond" w:hAnsi="Garamond"/>
+        </w:rPr>
+        <w:t>. He saw this</w:t>
+      </w:r>
+      <w:r>
+        <w:rPr>
+          <w:rFonts w:ascii="Garamond" w:hAnsi="Garamond"/>
+        </w:rPr>
+        <w:t xml:space="preserve"> </w:t>
+      </w:r>
+      <w:proofErr w:type="gramStart"/>
+      <w:r>
+        <w:rPr>
+          <w:rFonts w:ascii="Garamond" w:hAnsi="Garamond"/>
+        </w:rPr>
+        <w:t>as a way to</w:t>
+      </w:r>
+      <w:proofErr w:type="gramEnd"/>
+      <w:r>
+        <w:rPr>
+          <w:rFonts w:ascii="Garamond" w:hAnsi="Garamond"/>
+        </w:rPr>
+        <w:t xml:space="preserve"> avoid a future in which most of the</w:t>
       </w:r>
       <w:r>
         <w:rPr>
@@ -4363,7 +3419,7 @@
 </file>
 
 <file path=word/endnotes.xml><?xml version="1.0" encoding="utf-8"?>
-<w:endnotes xmlns:wpc="http://schemas.microsoft.com/office/word/2010/wordprocessingCanvas" xmlns:cx="http://schemas.microsoft.com/office/drawing/2014/chartex" xmlns:cx1="http://schemas.microsoft.com/office/drawing/2015/9/8/chartex" xmlns:cx2="http://schemas.microsoft.com/office/drawing/2015/10/21/chartex" xmlns:cx3="http://schemas.microsoft.com/office/drawing/2016/5/9/chartex" xmlns:cx4="http://schemas.microsoft.com/office/drawing/2016/5/10/chartex" xmlns:cx5="http://schemas.microsoft.com/office/drawing/2016/5/11/chartex" xmlns:cx6="http://schemas.microsoft.com/office/drawing/2016/5/12/chartex" xmlns:cx7="http://schemas.microsoft.com/office/drawing/2016/5/13/chartex" xmlns:cx8="http://schemas.microsoft.com/office/drawing/2016/5/14/chartex" xmlns:mc="http://schemas.openxmlformats.org/markup-compatibility/2006" xmlns:aink="http://schemas.microsoft.com/office/drawing/2016/ink" xmlns:am3d="http://schemas.microsoft.com/office/drawing/2017/model3d" xmlns:o="urn:schemas-microsoft-com:office:office" xmlns:oel="http://schemas.microsoft.com/office/2019/extlst" xmlns:r="http://schemas.openxmlformats.org/officeDocument/2006/relationships" xmlns:m="http://schemas.openxmlformats.org/officeDocument/2006/math" xmlns:v="urn:schemas-microsoft-com:vml" xmlns:wp14="http://schemas.microsoft.com/office/word/2010/wordprocessingDrawing" xmlns:wp="http://schemas.openxmlformats.org/drawingml/2006/wordprocessingDrawing" xmlns:w10="urn:schemas-microsoft-com:office:word" xmlns:w="http://schemas.openxmlformats.org/wordprocessingml/2006/main" xmlns:w14="http://schemas.microsoft.com/office/word/2010/wordml" xmlns:w15="http://schemas.microsoft.com/office/word/2012/wordml" xmlns:w16cex="http://schemas.microsoft.com/office/word/2018/wordml/cex" xmlns:w16cid="http://schemas.microsoft.com/office/word/2016/wordml/cid" xmlns:w16="http://schemas.microsoft.com/office/word/2018/wordml" xmlns:w16sdtdh="http://schemas.microsoft.com/office/word/2020/wordml/sdtdatahash" xmlns:w16se="http://schemas.microsoft.com/office/word/2015/wordml/symex" xmlns:wpg="http://schemas.microsoft.com/office/word/2010/wordprocessingGroup" xmlns:wpi="http://schemas.microsoft.com/office/word/2010/wordprocessingInk" xmlns:wne="http://schemas.microsoft.com/office/word/2006/wordml" xmlns:wps="http://schemas.microsoft.com/office/word/2010/wordprocessingShape" mc:Ignorable="w14 w15 w16se w16cid w16 w16cex w16sdtdh wp14">
+<w:endnotes xmlns:wpc="http://schemas.microsoft.com/office/word/2010/wordprocessingCanvas" xmlns:cx="http://schemas.microsoft.com/office/drawing/2014/chartex" xmlns:cx1="http://schemas.microsoft.com/office/drawing/2015/9/8/chartex" xmlns:cx2="http://schemas.microsoft.com/office/drawing/2015/10/21/chartex" xmlns:cx3="http://schemas.microsoft.com/office/drawing/2016/5/9/chartex" xmlns:cx4="http://schemas.microsoft.com/office/drawing/2016/5/10/chartex" xmlns:cx5="http://schemas.microsoft.com/office/drawing/2016/5/11/chartex" xmlns:cx6="http://schemas.microsoft.com/office/drawing/2016/5/12/chartex" xmlns:cx7="http://schemas.microsoft.com/office/drawing/2016/5/13/chartex" xmlns:cx8="http://schemas.microsoft.com/office/drawing/2016/5/14/chartex" xmlns:mc="http://schemas.openxmlformats.org/markup-compatibility/2006" xmlns:aink="http://schemas.microsoft.com/office/drawing/2016/ink" xmlns:am3d="http://schemas.microsoft.com/office/drawing/2017/model3d" xmlns:o="urn:schemas-microsoft-com:office:office" xmlns:oel="http://schemas.microsoft.com/office/2019/extlst" xmlns:r="http://schemas.openxmlformats.org/officeDocument/2006/relationships" xmlns:m="http://schemas.openxmlformats.org/officeDocument/2006/math" xmlns:v="urn:schemas-microsoft-com:vml" xmlns:wp14="http://schemas.microsoft.com/office/word/2010/wordprocessingDrawing" xmlns:wp="http://schemas.openxmlformats.org/drawingml/2006/wordprocessingDrawing" xmlns:w10="urn:schemas-microsoft-com:office:word" xmlns:w="http://schemas.openxmlformats.org/wordprocessingml/2006/main" xmlns:w14="http://schemas.microsoft.com/office/word/2010/wordml" xmlns:w15="http://schemas.microsoft.com/office/word/2012/wordml" xmlns:w16cex="http://schemas.microsoft.com/office/word/2018/wordml/cex" xmlns:w16cid="http://schemas.microsoft.com/office/word/2016/wordml/cid" xmlns:w16="http://schemas.microsoft.com/office/word/2018/wordml" xmlns:w16du="http://schemas.microsoft.com/office/word/2023/wordml/word16du" xmlns:w16sdtdh="http://schemas.microsoft.com/office/word/2020/wordml/sdtdatahash" xmlns:w16sdtfl="http://schemas.microsoft.com/office/word/2024/wordml/sdtformatlock" xmlns:w16se="http://schemas.microsoft.com/office/word/2015/wordml/symex" xmlns:wpg="http://schemas.microsoft.com/office/word/2010/wordprocessingGroup" xmlns:wpi="http://schemas.microsoft.com/office/word/2010/wordprocessingInk" xmlns:wne="http://schemas.microsoft.com/office/word/2006/wordml" xmlns:wps="http://schemas.microsoft.com/office/word/2010/wordprocessingShape" mc:Ignorable="w14 w15 w16se w16cid w16 w16cex w16sdtdh w16sdtfl w16du wp14">
   <w:endnote w:type="separator" w:id="-1">
     <w:p>
       <w:r>
@@ -4382,7 +3438,7 @@
 </file>
 
 <file path=word/footer1.xml><?xml version="1.0" encoding="utf-8"?>
-<w:ftr xmlns:wpc="http://schemas.microsoft.com/office/word/2010/wordprocessingCanvas" xmlns:cx="http://schemas.microsoft.com/office/drawing/2014/chartex" xmlns:cx1="http://schemas.microsoft.com/office/drawing/2015/9/8/chartex" xmlns:cx2="http://schemas.microsoft.com/office/drawing/2015/10/21/chartex" xmlns:cx3="http://schemas.microsoft.com/office/drawing/2016/5/9/chartex" xmlns:cx4="http://schemas.microsoft.com/office/drawing/2016/5/10/chartex" xmlns:cx5="http://schemas.microsoft.com/office/drawing/2016/5/11/chartex" xmlns:cx6="http://schemas.microsoft.com/office/drawing/2016/5/12/chartex" xmlns:cx7="http://schemas.microsoft.com/office/drawing/2016/5/13/chartex" xmlns:cx8="http://schemas.microsoft.com/office/drawing/2016/5/14/chartex" xmlns:mc="http://schemas.openxmlformats.org/markup-compatibility/2006" xmlns:aink="http://schemas.microsoft.com/office/drawing/2016/ink" xmlns:am3d="http://schemas.microsoft.com/office/drawing/2017/model3d" xmlns:o="urn:schemas-microsoft-com:office:office" xmlns:oel="http://schemas.microsoft.com/office/2019/extlst" xmlns:r="http://schemas.openxmlformats.org/officeDocument/2006/relationships" xmlns:m="http://schemas.openxmlformats.org/officeDocument/2006/math" xmlns:v="urn:schemas-microsoft-com:vml" xmlns:wp14="http://schemas.microsoft.com/office/word/2010/wordprocessingDrawing" xmlns:wp="http://schemas.openxmlformats.org/drawingml/2006/wordprocessingDrawing" xmlns:w10="urn:schemas-microsoft-com:office:word" xmlns:w="http://schemas.openxmlformats.org/wordprocessingml/2006/main" xmlns:w14="http://schemas.microsoft.com/office/word/2010/wordml" xmlns:w15="http://schemas.microsoft.com/office/word/2012/wordml" xmlns:w16cex="http://schemas.microsoft.com/office/word/2018/wordml/cex" xmlns:w16cid="http://schemas.microsoft.com/office/word/2016/wordml/cid" xmlns:w16="http://schemas.microsoft.com/office/word/2018/wordml" xmlns:w16sdtdh="http://schemas.microsoft.com/office/word/2020/wordml/sdtdatahash" xmlns:w16se="http://schemas.microsoft.com/office/word/2015/wordml/symex" xmlns:wpg="http://schemas.microsoft.com/office/word/2010/wordprocessingGroup" xmlns:wpi="http://schemas.microsoft.com/office/word/2010/wordprocessingInk" xmlns:wne="http://schemas.microsoft.com/office/word/2006/wordml" xmlns:wps="http://schemas.microsoft.com/office/word/2010/wordprocessingShape" mc:Ignorable="w14 w15 w16se w16cid w16 w16cex w16sdtdh wp14">
+<w:ftr xmlns:wpc="http://schemas.microsoft.com/office/word/2010/wordprocessingCanvas" xmlns:cx="http://schemas.microsoft.com/office/drawing/2014/chartex" xmlns:cx1="http://schemas.microsoft.com/office/drawing/2015/9/8/chartex" xmlns:cx2="http://schemas.microsoft.com/office/drawing/2015/10/21/chartex" xmlns:cx3="http://schemas.microsoft.com/office/drawing/2016/5/9/chartex" xmlns:cx4="http://schemas.microsoft.com/office/drawing/2016/5/10/chartex" xmlns:cx5="http://schemas.microsoft.com/office/drawing/2016/5/11/chartex" xmlns:cx6="http://schemas.microsoft.com/office/drawing/2016/5/12/chartex" xmlns:cx7="http://schemas.microsoft.com/office/drawing/2016/5/13/chartex" xmlns:cx8="http://schemas.microsoft.com/office/drawing/2016/5/14/chartex" xmlns:mc="http://schemas.openxmlformats.org/markup-compatibility/2006" xmlns:aink="http://schemas.microsoft.com/office/drawing/2016/ink" xmlns:am3d="http://schemas.microsoft.com/office/drawing/2017/model3d" xmlns:o="urn:schemas-microsoft-com:office:office" xmlns:oel="http://schemas.microsoft.com/office/2019/extlst" xmlns:r="http://schemas.openxmlformats.org/officeDocument/2006/relationships" xmlns:m="http://schemas.openxmlformats.org/officeDocument/2006/math" xmlns:v="urn:schemas-microsoft-com:vml" xmlns:wp14="http://schemas.microsoft.com/office/word/2010/wordprocessingDrawing" xmlns:wp="http://schemas.openxmlformats.org/drawingml/2006/wordprocessingDrawing" xmlns:w10="urn:schemas-microsoft-com:office:word" xmlns:w="http://schemas.openxmlformats.org/wordprocessingml/2006/main" xmlns:w14="http://schemas.microsoft.com/office/word/2010/wordml" xmlns:w15="http://schemas.microsoft.com/office/word/2012/wordml" xmlns:w16cex="http://schemas.microsoft.com/office/word/2018/wordml/cex" xmlns:w16cid="http://schemas.microsoft.com/office/word/2016/wordml/cid" xmlns:w16="http://schemas.microsoft.com/office/word/2018/wordml" xmlns:w16du="http://schemas.microsoft.com/office/word/2023/wordml/word16du" xmlns:w16sdtdh="http://schemas.microsoft.com/office/word/2020/wordml/sdtdatahash" xmlns:w16sdtfl="http://schemas.microsoft.com/office/word/2024/wordml/sdtformatlock" xmlns:w16se="http://schemas.microsoft.com/office/word/2015/wordml/symex" xmlns:wpg="http://schemas.microsoft.com/office/word/2010/wordprocessingGroup" xmlns:wpi="http://schemas.microsoft.com/office/word/2010/wordprocessingInk" xmlns:wne="http://schemas.microsoft.com/office/word/2006/wordml" xmlns:wps="http://schemas.microsoft.com/office/word/2010/wordprocessingShape" mc:Ignorable="w14 w15 w16se w16cid w16 w16cex w16sdtdh w16sdtfl w16du wp14">
   <w:sdt>
     <w:sdtPr>
       <w:rPr>
@@ -4434,7 +3490,7 @@
 </file>
 
 <file path=word/footer2.xml><?xml version="1.0" encoding="utf-8"?>
-<w:ftr xmlns:wpc="http://schemas.microsoft.com/office/word/2010/wordprocessingCanvas" xmlns:cx="http://schemas.microsoft.com/office/drawing/2014/chartex" xmlns:cx1="http://schemas.microsoft.com/office/drawing/2015/9/8/chartex" xmlns:cx2="http://schemas.microsoft.com/office/drawing/2015/10/21/chartex" xmlns:cx3="http://schemas.microsoft.com/office/drawing/2016/5/9/chartex" xmlns:cx4="http://schemas.microsoft.com/office/drawing/2016/5/10/chartex" xmlns:cx5="http://schemas.microsoft.com/office/drawing/2016/5/11/chartex" xmlns:cx6="http://schemas.microsoft.com/office/drawing/2016/5/12/chartex" xmlns:cx7="http://schemas.microsoft.com/office/drawing/2016/5/13/chartex" xmlns:cx8="http://schemas.microsoft.com/office/drawing/2016/5/14/chartex" xmlns:mc="http://schemas.openxmlformats.org/markup-compatibility/2006" xmlns:aink="http://schemas.microsoft.com/office/drawing/2016/ink" xmlns:am3d="http://schemas.microsoft.com/office/drawing/2017/model3d" xmlns:o="urn:schemas-microsoft-com:office:office" xmlns:oel="http://schemas.microsoft.com/office/2019/extlst" xmlns:r="http://schemas.openxmlformats.org/officeDocument/2006/relationships" xmlns:m="http://schemas.openxmlformats.org/officeDocument/2006/math" xmlns:v="urn:schemas-microsoft-com:vml" xmlns:wp14="http://schemas.microsoft.com/office/word/2010/wordprocessingDrawing" xmlns:wp="http://schemas.openxmlformats.org/drawingml/2006/wordprocessingDrawing" xmlns:w10="urn:schemas-microsoft-com:office:word" xmlns:w="http://schemas.openxmlformats.org/wordprocessingml/2006/main" xmlns:w14="http://schemas.microsoft.com/office/word/2010/wordml" xmlns:w15="http://schemas.microsoft.com/office/word/2012/wordml" xmlns:w16cex="http://schemas.microsoft.com/office/word/2018/wordml/cex" xmlns:w16cid="http://schemas.microsoft.com/office/word/2016/wordml/cid" xmlns:w16="http://schemas.microsoft.com/office/word/2018/wordml" xmlns:w16sdtdh="http://schemas.microsoft.com/office/word/2020/wordml/sdtdatahash" xmlns:w16se="http://schemas.microsoft.com/office/word/2015/wordml/symex" xmlns:wpg="http://schemas.microsoft.com/office/word/2010/wordprocessingGroup" xmlns:wpi="http://schemas.microsoft.com/office/word/2010/wordprocessingInk" xmlns:wne="http://schemas.microsoft.com/office/word/2006/wordml" xmlns:wps="http://schemas.microsoft.com/office/word/2010/wordprocessingShape" mc:Ignorable="w14 w15 w16se w16cid w16 w16cex w16sdtdh wp14">
+<w:ftr xmlns:wpc="http://schemas.microsoft.com/office/word/2010/wordprocessingCanvas" xmlns:cx="http://schemas.microsoft.com/office/drawing/2014/chartex" xmlns:cx1="http://schemas.microsoft.com/office/drawing/2015/9/8/chartex" xmlns:cx2="http://schemas.microsoft.com/office/drawing/2015/10/21/chartex" xmlns:cx3="http://schemas.microsoft.com/office/drawing/2016/5/9/chartex" xmlns:cx4="http://schemas.microsoft.com/office/drawing/2016/5/10/chartex" xmlns:cx5="http://schemas.microsoft.com/office/drawing/2016/5/11/chartex" xmlns:cx6="http://schemas.microsoft.com/office/drawing/2016/5/12/chartex" xmlns:cx7="http://schemas.microsoft.com/office/drawing/2016/5/13/chartex" xmlns:cx8="http://schemas.microsoft.com/office/drawing/2016/5/14/chartex" xmlns:mc="http://schemas.openxmlformats.org/markup-compatibility/2006" xmlns:aink="http://schemas.microsoft.com/office/drawing/2016/ink" xmlns:am3d="http://schemas.microsoft.com/office/drawing/2017/model3d" xmlns:o="urn:schemas-microsoft-com:office:office" xmlns:oel="http://schemas.microsoft.com/office/2019/extlst" xmlns:r="http://schemas.openxmlformats.org/officeDocument/2006/relationships" xmlns:m="http://schemas.openxmlformats.org/officeDocument/2006/math" xmlns:v="urn:schemas-microsoft-com:vml" xmlns:wp14="http://schemas.microsoft.com/office/word/2010/wordprocessingDrawing" xmlns:wp="http://schemas.openxmlformats.org/drawingml/2006/wordprocessingDrawing" xmlns:w10="urn:schemas-microsoft-com:office:word" xmlns:w="http://schemas.openxmlformats.org/wordprocessingml/2006/main" xmlns:w14="http://schemas.microsoft.com/office/word/2010/wordml" xmlns:w15="http://schemas.microsoft.com/office/word/2012/wordml" xmlns:w16cex="http://schemas.microsoft.com/office/word/2018/wordml/cex" xmlns:w16cid="http://schemas.microsoft.com/office/word/2016/wordml/cid" xmlns:w16="http://schemas.microsoft.com/office/word/2018/wordml" xmlns:w16du="http://schemas.microsoft.com/office/word/2023/wordml/word16du" xmlns:w16sdtdh="http://schemas.microsoft.com/office/word/2020/wordml/sdtdatahash" xmlns:w16sdtfl="http://schemas.microsoft.com/office/word/2024/wordml/sdtformatlock" xmlns:w16se="http://schemas.microsoft.com/office/word/2015/wordml/symex" xmlns:wpg="http://schemas.microsoft.com/office/word/2010/wordprocessingGroup" xmlns:wpi="http://schemas.microsoft.com/office/word/2010/wordprocessingInk" xmlns:wne="http://schemas.microsoft.com/office/word/2006/wordml" xmlns:wps="http://schemas.microsoft.com/office/word/2010/wordprocessingShape" mc:Ignorable="w14 w15 w16se w16cid w16 w16cex w16sdtdh w16sdtfl w16du wp14">
   <w:sdt>
     <w:sdtPr>
       <w:rPr>
@@ -4499,7 +3555,7 @@
 </file>
 
 <file path=word/footnotes.xml><?xml version="1.0" encoding="utf-8"?>
-<w:footnotes xmlns:wpc="http://schemas.microsoft.com/office/word/2010/wordprocessingCanvas" xmlns:cx="http://schemas.microsoft.com/office/drawing/2014/chartex" xmlns:cx1="http://schemas.microsoft.com/office/drawing/2015/9/8/chartex" xmlns:cx2="http://schemas.microsoft.com/office/drawing/2015/10/21/chartex" xmlns:cx3="http://schemas.microsoft.com/office/drawing/2016/5/9/chartex" xmlns:cx4="http://schemas.microsoft.com/office/drawing/2016/5/10/chartex" xmlns:cx5="http://schemas.microsoft.com/office/drawing/2016/5/11/chartex" xmlns:cx6="http://schemas.microsoft.com/office/drawing/2016/5/12/chartex" xmlns:cx7="http://schemas.microsoft.com/office/drawing/2016/5/13/chartex" xmlns:cx8="http://schemas.microsoft.com/office/drawing/2016/5/14/chartex" xmlns:mc="http://schemas.openxmlformats.org/markup-compatibility/2006" xmlns:aink="http://schemas.microsoft.com/office/drawing/2016/ink" xmlns:am3d="http://schemas.microsoft.com/office/drawing/2017/model3d" xmlns:o="urn:schemas-microsoft-com:office:office" xmlns:oel="http://schemas.microsoft.com/office/2019/extlst" xmlns:r="http://schemas.openxmlformats.org/officeDocument/2006/relationships" xmlns:m="http://schemas.openxmlformats.org/officeDocument/2006/math" xmlns:v="urn:schemas-microsoft-com:vml" xmlns:wp14="http://schemas.microsoft.com/office/word/2010/wordprocessingDrawing" xmlns:wp="http://schemas.openxmlformats.org/drawingml/2006/wordprocessingDrawing" xmlns:w10="urn:schemas-microsoft-com:office:word" xmlns:w="http://schemas.openxmlformats.org/wordprocessingml/2006/main" xmlns:w14="http://schemas.microsoft.com/office/word/2010/wordml" xmlns:w15="http://schemas.microsoft.com/office/word/2012/wordml" xmlns:w16cex="http://schemas.microsoft.com/office/word/2018/wordml/cex" xmlns:w16cid="http://schemas.microsoft.com/office/word/2016/wordml/cid" xmlns:w16="http://schemas.microsoft.com/office/word/2018/wordml" xmlns:w16sdtdh="http://schemas.microsoft.com/office/word/2020/wordml/sdtdatahash" xmlns:w16se="http://schemas.microsoft.com/office/word/2015/wordml/symex" xmlns:wpg="http://schemas.microsoft.com/office/word/2010/wordprocessingGroup" xmlns:wpi="http://schemas.microsoft.com/office/word/2010/wordprocessingInk" xmlns:wne="http://schemas.microsoft.com/office/word/2006/wordml" xmlns:wps="http://schemas.microsoft.com/office/word/2010/wordprocessingShape" mc:Ignorable="w14 w15 w16se w16cid w16 w16cex w16sdtdh wp14">
+<w:footnotes xmlns:wpc="http://schemas.microsoft.com/office/word/2010/wordprocessingCanvas" xmlns:cx="http://schemas.microsoft.com/office/drawing/2014/chartex" xmlns:cx1="http://schemas.microsoft.com/office/drawing/2015/9/8/chartex" xmlns:cx2="http://schemas.microsoft.com/office/drawing/2015/10/21/chartex" xmlns:cx3="http://schemas.microsoft.com/office/drawing/2016/5/9/chartex" xmlns:cx4="http://schemas.microsoft.com/office/drawing/2016/5/10/chartex" xmlns:cx5="http://schemas.microsoft.com/office/drawing/2016/5/11/chartex" xmlns:cx6="http://schemas.microsoft.com/office/drawing/2016/5/12/chartex" xmlns:cx7="http://schemas.microsoft.com/office/drawing/2016/5/13/chartex" xmlns:cx8="http://schemas.microsoft.com/office/drawing/2016/5/14/chartex" xmlns:mc="http://schemas.openxmlformats.org/markup-compatibility/2006" xmlns:aink="http://schemas.microsoft.com/office/drawing/2016/ink" xmlns:am3d="http://schemas.microsoft.com/office/drawing/2017/model3d" xmlns:o="urn:schemas-microsoft-com:office:office" xmlns:oel="http://schemas.microsoft.com/office/2019/extlst" xmlns:r="http://schemas.openxmlformats.org/officeDocument/2006/relationships" xmlns:m="http://schemas.openxmlformats.org/officeDocument/2006/math" xmlns:v="urn:schemas-microsoft-com:vml" xmlns:wp14="http://schemas.microsoft.com/office/word/2010/wordprocessingDrawing" xmlns:wp="http://schemas.openxmlformats.org/drawingml/2006/wordprocessingDrawing" xmlns:w10="urn:schemas-microsoft-com:office:word" xmlns:w="http://schemas.openxmlformats.org/wordprocessingml/2006/main" xmlns:w14="http://schemas.microsoft.com/office/word/2010/wordml" xmlns:w15="http://schemas.microsoft.com/office/word/2012/wordml" xmlns:w16cex="http://schemas.microsoft.com/office/word/2018/wordml/cex" xmlns:w16cid="http://schemas.microsoft.com/office/word/2016/wordml/cid" xmlns:w16="http://schemas.microsoft.com/office/word/2018/wordml" xmlns:w16du="http://schemas.microsoft.com/office/word/2023/wordml/word16du" xmlns:w16sdtdh="http://schemas.microsoft.com/office/word/2020/wordml/sdtdatahash" xmlns:w16sdtfl="http://schemas.microsoft.com/office/word/2024/wordml/sdtformatlock" xmlns:w16se="http://schemas.microsoft.com/office/word/2015/wordml/symex" xmlns:wpg="http://schemas.microsoft.com/office/word/2010/wordprocessingGroup" xmlns:wpi="http://schemas.microsoft.com/office/word/2010/wordprocessingInk" xmlns:wne="http://schemas.microsoft.com/office/word/2006/wordml" xmlns:wps="http://schemas.microsoft.com/office/word/2010/wordprocessingShape" mc:Ignorable="w14 w15 w16se w16cid w16 w16cex w16sdtdh w16sdtfl w16du wp14">
   <w:footnote w:type="separator" w:id="-1">
     <w:p>
       <w:r>
@@ -4518,7 +3574,7 @@
 </file>
 
 <file path=word/numbering.xml><?xml version="1.0" encoding="utf-8"?>
-<w:numbering xmlns:wpc="http://schemas.microsoft.com/office/word/2010/wordprocessingCanvas" xmlns:cx="http://schemas.microsoft.com/office/drawing/2014/chartex" xmlns:cx1="http://schemas.microsoft.com/office/drawing/2015/9/8/chartex" xmlns:cx2="http://schemas.microsoft.com/office/drawing/2015/10/21/chartex" xmlns:cx3="http://schemas.microsoft.com/office/drawing/2016/5/9/chartex" xmlns:cx4="http://schemas.microsoft.com/office/drawing/2016/5/10/chartex" xmlns:cx5="http://schemas.microsoft.com/office/drawing/2016/5/11/chartex" xmlns:cx6="http://schemas.microsoft.com/office/drawing/2016/5/12/chartex" xmlns:cx7="http://schemas.microsoft.com/office/drawing/2016/5/13/chartex" xmlns:cx8="http://schemas.microsoft.com/office/drawing/2016/5/14/chartex" xmlns:mc="http://schemas.openxmlformats.org/markup-compatibility/2006" xmlns:aink="http://schemas.microsoft.com/office/drawing/2016/ink" xmlns:am3d="http://schemas.microsoft.com/office/drawing/2017/model3d" xmlns:o="urn:schemas-microsoft-com:office:office" xmlns:oel="http://schemas.microsoft.com/office/2019/extlst" xmlns:r="http://schemas.openxmlformats.org/officeDocument/2006/relationships" xmlns:m="http://schemas.openxmlformats.org/officeDocument/2006/math" xmlns:v="urn:schemas-microsoft-com:vml" xmlns:wp14="http://schemas.microsoft.com/office/word/2010/wordprocessingDrawing" xmlns:wp="http://schemas.openxmlformats.org/drawingml/2006/wordprocessingDrawing" xmlns:w10="urn:schemas-microsoft-com:office:word" xmlns:w="http://schemas.openxmlformats.org/wordprocessingml/2006/main" xmlns:w14="http://schemas.microsoft.com/office/word/2010/wordml" xmlns:w15="http://schemas.microsoft.com/office/word/2012/wordml" xmlns:w16cex="http://schemas.microsoft.com/office/word/2018/wordml/cex" xmlns:w16cid="http://schemas.microsoft.com/office/word/2016/wordml/cid" xmlns:w16="http://schemas.microsoft.com/office/word/2018/wordml" xmlns:w16sdtdh="http://schemas.microsoft.com/office/word/2020/wordml/sdtdatahash" xmlns:w16se="http://schemas.microsoft.com/office/word/2015/wordml/symex" xmlns:wpg="http://schemas.microsoft.com/office/word/2010/wordprocessingGroup" xmlns:wpi="http://schemas.microsoft.com/office/word/2010/wordprocessingInk" xmlns:wne="http://schemas.microsoft.com/office/word/2006/wordml" xmlns:wps="http://schemas.microsoft.com/office/word/2010/wordprocessingShape" mc:Ignorable="w14 w15 w16se w16cid w16 w16cex w16sdtdh wp14">
+<w:numbering xmlns:wpc="http://schemas.microsoft.com/office/word/2010/wordprocessingCanvas" xmlns:cx="http://schemas.microsoft.com/office/drawing/2014/chartex" xmlns:cx1="http://schemas.microsoft.com/office/drawing/2015/9/8/chartex" xmlns:cx2="http://schemas.microsoft.com/office/drawing/2015/10/21/chartex" xmlns:cx3="http://schemas.microsoft.com/office/drawing/2016/5/9/chartex" xmlns:cx4="http://schemas.microsoft.com/office/drawing/2016/5/10/chartex" xmlns:cx5="http://schemas.microsoft.com/office/drawing/2016/5/11/chartex" xmlns:cx6="http://schemas.microsoft.com/office/drawing/2016/5/12/chartex" xmlns:cx7="http://schemas.microsoft.com/office/drawing/2016/5/13/chartex" xmlns:cx8="http://schemas.microsoft.com/office/drawing/2016/5/14/chartex" xmlns:mc="http://schemas.openxmlformats.org/markup-compatibility/2006" xmlns:aink="http://schemas.microsoft.com/office/drawing/2016/ink" xmlns:am3d="http://schemas.microsoft.com/office/drawing/2017/model3d" xmlns:o="urn:schemas-microsoft-com:office:office" xmlns:oel="http://schemas.microsoft.com/office/2019/extlst" xmlns:r="http://schemas.openxmlformats.org/officeDocument/2006/relationships" xmlns:m="http://schemas.openxmlformats.org/officeDocument/2006/math" xmlns:v="urn:schemas-microsoft-com:vml" xmlns:wp14="http://schemas.microsoft.com/office/word/2010/wordprocessingDrawing" xmlns:wp="http://schemas.openxmlformats.org/drawingml/2006/wordprocessingDrawing" xmlns:w10="urn:schemas-microsoft-com:office:word" xmlns:w="http://schemas.openxmlformats.org/wordprocessingml/2006/main" xmlns:w14="http://schemas.microsoft.com/office/word/2010/wordml" xmlns:w15="http://schemas.microsoft.com/office/word/2012/wordml" xmlns:w16cex="http://schemas.microsoft.com/office/word/2018/wordml/cex" xmlns:w16cid="http://schemas.microsoft.com/office/word/2016/wordml/cid" xmlns:w16="http://schemas.microsoft.com/office/word/2018/wordml" xmlns:w16du="http://schemas.microsoft.com/office/word/2023/wordml/word16du" xmlns:w16sdtdh="http://schemas.microsoft.com/office/word/2020/wordml/sdtdatahash" xmlns:w16sdtfl="http://schemas.microsoft.com/office/word/2024/wordml/sdtformatlock" xmlns:w16se="http://schemas.microsoft.com/office/word/2015/wordml/symex" xmlns:wpg="http://schemas.microsoft.com/office/word/2010/wordprocessingGroup" xmlns:wpi="http://schemas.microsoft.com/office/word/2010/wordprocessingInk" xmlns:wne="http://schemas.microsoft.com/office/word/2006/wordml" xmlns:wps="http://schemas.microsoft.com/office/word/2010/wordprocessingShape" mc:Ignorable="w14 w15 w16se w16cid w16 w16cex w16sdtdh w16sdtfl w16du wp14">
   <w:abstractNum w:abstractNumId="0" w15:restartNumberingAfterBreak="0">
     <w:nsid w:val="5A733AE5"/>
     <w:multiLevelType w:val="hybridMultilevel"/>
@@ -4615,7 +3671,7 @@
 </file>
 
 <file path=word/styles.xml><?xml version="1.0" encoding="utf-8"?>
-<w:styles xmlns:mc="http://schemas.openxmlformats.org/markup-compatibility/2006" xmlns:r="http://schemas.openxmlformats.org/officeDocument/2006/relationships" xmlns:w="http://schemas.openxmlformats.org/wordprocessingml/2006/main" xmlns:w14="http://schemas.microsoft.com/office/word/2010/wordml" xmlns:w15="http://schemas.microsoft.com/office/word/2012/wordml" xmlns:w16cex="http://schemas.microsoft.com/office/word/2018/wordml/cex" xmlns:w16cid="http://schemas.microsoft.com/office/word/2016/wordml/cid" xmlns:w16="http://schemas.microsoft.com/office/word/2018/wordml" xmlns:w16sdtdh="http://schemas.microsoft.com/office/word/2020/wordml/sdtdatahash" xmlns:w16se="http://schemas.microsoft.com/office/word/2015/wordml/symex" mc:Ignorable="w14 w15 w16se w16cid w16 w16cex w16sdtdh">
+<w:styles xmlns:mc="http://schemas.openxmlformats.org/markup-compatibility/2006" xmlns:r="http://schemas.openxmlformats.org/officeDocument/2006/relationships" xmlns:w="http://schemas.openxmlformats.org/wordprocessingml/2006/main" xmlns:w14="http://schemas.microsoft.com/office/word/2010/wordml" xmlns:w15="http://schemas.microsoft.com/office/word/2012/wordml" xmlns:w16cex="http://schemas.microsoft.com/office/word/2018/wordml/cex" xmlns:w16cid="http://schemas.microsoft.com/office/word/2016/wordml/cid" xmlns:w16="http://schemas.microsoft.com/office/word/2018/wordml" xmlns:w16du="http://schemas.microsoft.com/office/word/2023/wordml/word16du" xmlns:w16sdtdh="http://schemas.microsoft.com/office/word/2020/wordml/sdtdatahash" xmlns:w16sdtfl="http://schemas.microsoft.com/office/word/2024/wordml/sdtformatlock" xmlns:w16se="http://schemas.microsoft.com/office/word/2015/wordml/symex" mc:Ignorable="w14 w15 w16se w16cid w16 w16cex w16sdtdh w16sdtfl w16du">
   <w:docDefaults>
     <w:rPrDefault>
       <w:rPr>
